--- a/config/_hinagata-horizontal-ja.docx
+++ b/config/_hinagata-horizontal-ja.docx
@@ -1,10 +1,10 @@
 
 <file path=word/document.xml><?xml version="1.0" encoding="utf-8"?>
-<w:document xmlns:wpc="http://schemas.microsoft.com/office/word/2010/wordprocessingCanvas" xmlns:cx="http://schemas.microsoft.com/office/drawing/2014/chartex" xmlns:cx1="http://schemas.microsoft.com/office/drawing/2015/9/8/chartex" xmlns:cx2="http://schemas.microsoft.com/office/drawing/2015/10/21/chartex" xmlns:cx3="http://schemas.microsoft.com/office/drawing/2016/5/9/chartex" xmlns:cx4="http://schemas.microsoft.com/office/drawing/2016/5/10/chartex" xmlns:cx5="http://schemas.microsoft.com/office/drawing/2016/5/11/chartex" xmlns:cx6="http://schemas.microsoft.com/office/drawing/2016/5/12/chartex" xmlns:cx7="http://schemas.microsoft.com/office/drawing/2016/5/13/chartex" xmlns:cx8="http://schemas.microsoft.com/office/drawing/2016/5/14/chartex" xmlns:mc="http://schemas.openxmlformats.org/markup-compatibility/2006" xmlns:aink="http://schemas.microsoft.com/office/drawing/2016/ink" xmlns:am3d="http://schemas.microsoft.com/office/drawing/2017/model3d" xmlns:o="urn:schemas-microsoft-com:office:office" xmlns:oel="http://schemas.microsoft.com/office/2019/extlst" xmlns:r="http://schemas.openxmlformats.org/officeDocument/2006/relationships" xmlns:m="http://schemas.openxmlformats.org/officeDocument/2006/math" xmlns:v="urn:schemas-microsoft-com:vml" xmlns:wp14="http://schemas.microsoft.com/office/word/2010/wordprocessingDrawing" xmlns:wp="http://schemas.openxmlformats.org/drawingml/2006/wordprocessingDrawing" xmlns:w10="urn:schemas-microsoft-com:office:word" xmlns:w="http://schemas.openxmlformats.org/wordprocessingml/2006/main" xmlns:w14="http://schemas.microsoft.com/office/word/2010/wordml" xmlns:w15="http://schemas.microsoft.com/office/word/2012/wordml" xmlns:w16cex="http://schemas.microsoft.com/office/word/2018/wordml/cex" xmlns:w16cid="http://schemas.microsoft.com/office/word/2016/wordml/cid" xmlns:w16="http://schemas.microsoft.com/office/word/2018/wordml" xmlns:w16du="http://schemas.microsoft.com/office/word/2023/wordml/word16du" xmlns:w16sdtdh="http://schemas.microsoft.com/office/word/2020/wordml/sdtdatahash" xmlns:w16se="http://schemas.microsoft.com/office/word/2015/wordml/symex" xmlns:wpg="http://schemas.microsoft.com/office/word/2010/wordprocessingGroup" xmlns:wpi="http://schemas.microsoft.com/office/word/2010/wordprocessingInk" xmlns:wne="http://schemas.microsoft.com/office/word/2006/wordml" xmlns:wps="http://schemas.microsoft.com/office/word/2010/wordprocessingShape" mc:Ignorable="w14 w15 w16se w16cid w16 w16cex w16sdtdh w16du wp14">
+<w:document xmlns:wpc="http://schemas.microsoft.com/office/word/2010/wordprocessingCanvas" xmlns:cx="http://schemas.microsoft.com/office/drawing/2014/chartex" xmlns:cx1="http://schemas.microsoft.com/office/drawing/2015/9/8/chartex" xmlns:cx2="http://schemas.microsoft.com/office/drawing/2015/10/21/chartex" xmlns:cx3="http://schemas.microsoft.com/office/drawing/2016/5/9/chartex" xmlns:cx4="http://schemas.microsoft.com/office/drawing/2016/5/10/chartex" xmlns:cx5="http://schemas.microsoft.com/office/drawing/2016/5/11/chartex" xmlns:cx6="http://schemas.microsoft.com/office/drawing/2016/5/12/chartex" xmlns:cx7="http://schemas.microsoft.com/office/drawing/2016/5/13/chartex" xmlns:cx8="http://schemas.microsoft.com/office/drawing/2016/5/14/chartex" xmlns:mc="http://schemas.openxmlformats.org/markup-compatibility/2006" xmlns:aink="http://schemas.microsoft.com/office/drawing/2016/ink" xmlns:am3d="http://schemas.microsoft.com/office/drawing/2017/model3d" xmlns:o="urn:schemas-microsoft-com:office:office" xmlns:oel="http://schemas.microsoft.com/office/2019/extlst" xmlns:r="http://schemas.openxmlformats.org/officeDocument/2006/relationships" xmlns:m="http://schemas.openxmlformats.org/officeDocument/2006/math" xmlns:v="urn:schemas-microsoft-com:vml" xmlns:wp14="http://schemas.microsoft.com/office/word/2010/wordprocessingDrawing" xmlns:wp="http://schemas.openxmlformats.org/drawingml/2006/wordprocessingDrawing" xmlns:w10="urn:schemas-microsoft-com:office:word" xmlns:w="http://schemas.openxmlformats.org/wordprocessingml/2006/main" xmlns:w14="http://schemas.microsoft.com/office/word/2010/wordml" xmlns:w15="http://schemas.microsoft.com/office/word/2012/wordml" xmlns:w16cex="http://schemas.microsoft.com/office/word/2018/wordml/cex" xmlns:w16cid="http://schemas.microsoft.com/office/word/2016/wordml/cid" xmlns:w16="http://schemas.microsoft.com/office/word/2018/wordml" xmlns:w16du="http://schemas.microsoft.com/office/word/2023/wordml/word16du" xmlns:w16sdtdh="http://schemas.microsoft.com/office/word/2020/wordml/sdtdatahash" xmlns:w16sdtfl="http://schemas.microsoft.com/office/word/2024/wordml/sdtformatlock" xmlns:w16se="http://schemas.microsoft.com/office/word/2015/wordml/symex" xmlns:wpg="http://schemas.microsoft.com/office/word/2010/wordprocessingGroup" xmlns:wpi="http://schemas.microsoft.com/office/word/2010/wordprocessingInk" xmlns:wne="http://schemas.microsoft.com/office/word/2006/wordml" xmlns:wps="http://schemas.microsoft.com/office/word/2010/wordprocessingShape" mc:Ignorable="w14 w15 w16se w16cid w16 w16cex w16sdtdh w16sdtfl w16du wp14">
   <w:body>
     <w:p>
       <w:pPr>
-        <w:pStyle w:val="a6"/>
+        <w:pStyle w:val="Title"/>
       </w:pPr>
       <w:r>
         <w:t xml:space="preserve">Title </w:t>
@@ -12,7 +12,7 @@
     </w:p>
     <w:p>
       <w:pPr>
-        <w:pStyle w:val="a7"/>
+        <w:pStyle w:val="Subtitle"/>
       </w:pPr>
       <w:r>
         <w:t xml:space="preserve">Subtitle </w:t>
@@ -29,7 +29,7 @@
     </w:p>
     <w:p>
       <w:pPr>
-        <w:pStyle w:val="a8"/>
+        <w:pStyle w:val="Date"/>
       </w:pPr>
       <w:r>
         <w:t xml:space="preserve"> Date </w:t>
@@ -45,7 +45,7 @@
     </w:p>
     <w:p>
       <w:pPr>
-        <w:pStyle w:val="10"/>
+        <w:pStyle w:val="Heading1"/>
         <w:ind w:left="227" w:hanging="227"/>
       </w:pPr>
       <w:bookmarkStart w:id="0" w:name="heading-1"/>
@@ -56,7 +56,7 @@
     </w:p>
     <w:p>
       <w:pPr>
-        <w:pStyle w:val="20"/>
+        <w:pStyle w:val="Heading2"/>
         <w:ind w:left="227" w:hanging="227"/>
       </w:pPr>
       <w:bookmarkStart w:id="1" w:name="heading-2"/>
@@ -67,7 +67,7 @@
     </w:p>
     <w:p>
       <w:pPr>
-        <w:pStyle w:val="30"/>
+        <w:pStyle w:val="Heading3"/>
         <w:ind w:left="227" w:hanging="227"/>
       </w:pPr>
       <w:bookmarkStart w:id="2" w:name="heading-3"/>
@@ -78,7 +78,7 @@
     </w:p>
     <w:p>
       <w:pPr>
-        <w:pStyle w:val="4"/>
+        <w:pStyle w:val="Heading4"/>
         <w:ind w:left="227" w:hanging="227"/>
       </w:pPr>
       <w:bookmarkStart w:id="3" w:name="heading-4"/>
@@ -89,7 +89,7 @@
     </w:p>
     <w:p>
       <w:pPr>
-        <w:pStyle w:val="5"/>
+        <w:pStyle w:val="Heading5"/>
         <w:ind w:left="227" w:hanging="227"/>
       </w:pPr>
       <w:bookmarkStart w:id="4" w:name="heading-5"/>
@@ -100,7 +100,7 @@
     </w:p>
     <w:p>
       <w:pPr>
-        <w:pStyle w:val="7"/>
+        <w:pStyle w:val="Heading7"/>
       </w:pPr>
       <w:bookmarkStart w:id="5" w:name="heading-6"/>
       <w:r>
@@ -110,7 +110,7 @@
     </w:p>
     <w:p>
       <w:pPr>
-        <w:pStyle w:val="7"/>
+        <w:pStyle w:val="Heading7"/>
       </w:pPr>
       <w:bookmarkStart w:id="6" w:name="heading-7"/>
       <w:r>
@@ -120,7 +120,7 @@
     </w:p>
     <w:p>
       <w:pPr>
-        <w:pStyle w:val="8"/>
+        <w:pStyle w:val="Heading8"/>
         <w:ind w:left="227" w:hanging="227"/>
       </w:pPr>
       <w:bookmarkStart w:id="7" w:name="heading-8"/>
@@ -131,7 +131,7 @@
     </w:p>
     <w:p>
       <w:pPr>
-        <w:pStyle w:val="9"/>
+        <w:pStyle w:val="Heading9"/>
         <w:ind w:left="227" w:hanging="227"/>
       </w:pPr>
       <w:bookmarkStart w:id="8" w:name="heading-9"/>
@@ -180,7 +180,7 @@
       <w:hyperlink r:id="rId7">
         <w:r>
           <w:rPr>
-            <w:rStyle w:val="af"/>
+            <w:rStyle w:val="Hyperlink"/>
           </w:rPr>
           <w:t xml:space="preserve"> Hyperlink </w:t>
         </w:r>
@@ -190,14 +190,14 @@
       </w:r>
       <w:r>
         <w:rPr>
-          <w:rStyle w:val="ae"/>
+          <w:rStyle w:val="FootnoteReference"/>
         </w:rPr>
         <w:footnoteReference w:id="1"/>
       </w:r>
     </w:p>
     <w:p>
       <w:pPr>
-        <w:pStyle w:val="a1"/>
+        <w:pStyle w:val="BodyText"/>
         <w:ind w:firstLine="212"/>
         <w:rPr>
           <w:lang w:eastAsia="ja-JP"/>
@@ -213,7 +213,7 @@
     </w:p>
     <w:p>
       <w:pPr>
-        <w:pStyle w:val="a1"/>
+        <w:pStyle w:val="BodyText"/>
         <w:ind w:firstLine="212"/>
         <w:rPr>
           <w:lang w:eastAsia="ja-JP"/>
@@ -229,7 +229,7 @@
     </w:p>
     <w:p>
       <w:pPr>
-        <w:pStyle w:val="aa"/>
+        <w:pStyle w:val="BlockText"/>
         <w:ind w:firstLine="210"/>
       </w:pPr>
       <w:r>
@@ -317,25 +317,25 @@
     </w:tbl>
     <w:p>
       <w:pPr>
-        <w:pStyle w:val="a1"/>
+        <w:pStyle w:val="BodyText"/>
         <w:ind w:firstLine="212"/>
       </w:pPr>
     </w:p>
     <w:p>
       <w:pPr>
-        <w:pStyle w:val="a1"/>
+        <w:pStyle w:val="BodyText"/>
         <w:ind w:firstLine="212"/>
       </w:pPr>
     </w:p>
     <w:p>
       <w:pPr>
-        <w:pStyle w:val="a1"/>
+        <w:pStyle w:val="BodyText"/>
         <w:ind w:firstLine="212"/>
       </w:pPr>
     </w:p>
     <w:p>
       <w:pPr>
-        <w:pStyle w:val="a1"/>
+        <w:pStyle w:val="BodyText"/>
         <w:ind w:firstLine="212"/>
       </w:pPr>
     </w:p>
@@ -462,7 +462,7 @@
 </file>
 
 <file path=word/endnotes.xml><?xml version="1.0" encoding="utf-8"?>
-<w:endnotes xmlns:wpc="http://schemas.microsoft.com/office/word/2010/wordprocessingCanvas" xmlns:cx="http://schemas.microsoft.com/office/drawing/2014/chartex" xmlns:cx1="http://schemas.microsoft.com/office/drawing/2015/9/8/chartex" xmlns:cx2="http://schemas.microsoft.com/office/drawing/2015/10/21/chartex" xmlns:cx3="http://schemas.microsoft.com/office/drawing/2016/5/9/chartex" xmlns:cx4="http://schemas.microsoft.com/office/drawing/2016/5/10/chartex" xmlns:cx5="http://schemas.microsoft.com/office/drawing/2016/5/11/chartex" xmlns:cx6="http://schemas.microsoft.com/office/drawing/2016/5/12/chartex" xmlns:cx7="http://schemas.microsoft.com/office/drawing/2016/5/13/chartex" xmlns:cx8="http://schemas.microsoft.com/office/drawing/2016/5/14/chartex" xmlns:mc="http://schemas.openxmlformats.org/markup-compatibility/2006" xmlns:aink="http://schemas.microsoft.com/office/drawing/2016/ink" xmlns:am3d="http://schemas.microsoft.com/office/drawing/2017/model3d" xmlns:o="urn:schemas-microsoft-com:office:office" xmlns:oel="http://schemas.microsoft.com/office/2019/extlst" xmlns:r="http://schemas.openxmlformats.org/officeDocument/2006/relationships" xmlns:m="http://schemas.openxmlformats.org/officeDocument/2006/math" xmlns:v="urn:schemas-microsoft-com:vml" xmlns:wp14="http://schemas.microsoft.com/office/word/2010/wordprocessingDrawing" xmlns:wp="http://schemas.openxmlformats.org/drawingml/2006/wordprocessingDrawing" xmlns:w10="urn:schemas-microsoft-com:office:word" xmlns:w="http://schemas.openxmlformats.org/wordprocessingml/2006/main" xmlns:w14="http://schemas.microsoft.com/office/word/2010/wordml" xmlns:w15="http://schemas.microsoft.com/office/word/2012/wordml" xmlns:w16cex="http://schemas.microsoft.com/office/word/2018/wordml/cex" xmlns:w16cid="http://schemas.microsoft.com/office/word/2016/wordml/cid" xmlns:w16="http://schemas.microsoft.com/office/word/2018/wordml" xmlns:w16du="http://schemas.microsoft.com/office/word/2023/wordml/word16du" xmlns:w16sdtdh="http://schemas.microsoft.com/office/word/2020/wordml/sdtdatahash" xmlns:w16se="http://schemas.microsoft.com/office/word/2015/wordml/symex" xmlns:wpg="http://schemas.microsoft.com/office/word/2010/wordprocessingGroup" xmlns:wpi="http://schemas.microsoft.com/office/word/2010/wordprocessingInk" xmlns:wne="http://schemas.microsoft.com/office/word/2006/wordml" xmlns:wps="http://schemas.microsoft.com/office/word/2010/wordprocessingShape" mc:Ignorable="w14 w15 w16se w16cid w16 w16cex w16sdtdh w16du wp14">
+<w:endnotes xmlns:wpc="http://schemas.microsoft.com/office/word/2010/wordprocessingCanvas" xmlns:cx="http://schemas.microsoft.com/office/drawing/2014/chartex" xmlns:cx1="http://schemas.microsoft.com/office/drawing/2015/9/8/chartex" xmlns:cx2="http://schemas.microsoft.com/office/drawing/2015/10/21/chartex" xmlns:cx3="http://schemas.microsoft.com/office/drawing/2016/5/9/chartex" xmlns:cx4="http://schemas.microsoft.com/office/drawing/2016/5/10/chartex" xmlns:cx5="http://schemas.microsoft.com/office/drawing/2016/5/11/chartex" xmlns:cx6="http://schemas.microsoft.com/office/drawing/2016/5/12/chartex" xmlns:cx7="http://schemas.microsoft.com/office/drawing/2016/5/13/chartex" xmlns:cx8="http://schemas.microsoft.com/office/drawing/2016/5/14/chartex" xmlns:mc="http://schemas.openxmlformats.org/markup-compatibility/2006" xmlns:aink="http://schemas.microsoft.com/office/drawing/2016/ink" xmlns:am3d="http://schemas.microsoft.com/office/drawing/2017/model3d" xmlns:o="urn:schemas-microsoft-com:office:office" xmlns:oel="http://schemas.microsoft.com/office/2019/extlst" xmlns:r="http://schemas.openxmlformats.org/officeDocument/2006/relationships" xmlns:m="http://schemas.openxmlformats.org/officeDocument/2006/math" xmlns:v="urn:schemas-microsoft-com:vml" xmlns:wp14="http://schemas.microsoft.com/office/word/2010/wordprocessingDrawing" xmlns:wp="http://schemas.openxmlformats.org/drawingml/2006/wordprocessingDrawing" xmlns:w10="urn:schemas-microsoft-com:office:word" xmlns:w="http://schemas.openxmlformats.org/wordprocessingml/2006/main" xmlns:w14="http://schemas.microsoft.com/office/word/2010/wordml" xmlns:w15="http://schemas.microsoft.com/office/word/2012/wordml" xmlns:w16cex="http://schemas.microsoft.com/office/word/2018/wordml/cex" xmlns:w16cid="http://schemas.microsoft.com/office/word/2016/wordml/cid" xmlns:w16="http://schemas.microsoft.com/office/word/2018/wordml" xmlns:w16du="http://schemas.microsoft.com/office/word/2023/wordml/word16du" xmlns:w16sdtdh="http://schemas.microsoft.com/office/word/2020/wordml/sdtdatahash" xmlns:w16sdtfl="http://schemas.microsoft.com/office/word/2024/wordml/sdtformatlock" xmlns:w16se="http://schemas.microsoft.com/office/word/2015/wordml/symex" xmlns:wpg="http://schemas.microsoft.com/office/word/2010/wordprocessingGroup" xmlns:wpi="http://schemas.microsoft.com/office/word/2010/wordprocessingInk" xmlns:wne="http://schemas.microsoft.com/office/word/2006/wordml" xmlns:wps="http://schemas.microsoft.com/office/word/2010/wordprocessingShape" mc:Ignorable="w14 w15 w16se w16cid w16 w16cex w16sdtdh w16sdtfl w16du wp14">
   <w:endnote w:type="separator" w:id="-1">
     <w:p>
       <w:pPr>
@@ -487,37 +487,37 @@
 </file>
 
 <file path=word/footer1.xml><?xml version="1.0" encoding="utf-8"?>
-<w:ftr xmlns:wpc="http://schemas.microsoft.com/office/word/2010/wordprocessingCanvas" xmlns:cx="http://schemas.microsoft.com/office/drawing/2014/chartex" xmlns:cx1="http://schemas.microsoft.com/office/drawing/2015/9/8/chartex" xmlns:cx2="http://schemas.microsoft.com/office/drawing/2015/10/21/chartex" xmlns:cx3="http://schemas.microsoft.com/office/drawing/2016/5/9/chartex" xmlns:cx4="http://schemas.microsoft.com/office/drawing/2016/5/10/chartex" xmlns:cx5="http://schemas.microsoft.com/office/drawing/2016/5/11/chartex" xmlns:cx6="http://schemas.microsoft.com/office/drawing/2016/5/12/chartex" xmlns:cx7="http://schemas.microsoft.com/office/drawing/2016/5/13/chartex" xmlns:cx8="http://schemas.microsoft.com/office/drawing/2016/5/14/chartex" xmlns:mc="http://schemas.openxmlformats.org/markup-compatibility/2006" xmlns:aink="http://schemas.microsoft.com/office/drawing/2016/ink" xmlns:am3d="http://schemas.microsoft.com/office/drawing/2017/model3d" xmlns:o="urn:schemas-microsoft-com:office:office" xmlns:oel="http://schemas.microsoft.com/office/2019/extlst" xmlns:r="http://schemas.openxmlformats.org/officeDocument/2006/relationships" xmlns:m="http://schemas.openxmlformats.org/officeDocument/2006/math" xmlns:v="urn:schemas-microsoft-com:vml" xmlns:wp14="http://schemas.microsoft.com/office/word/2010/wordprocessingDrawing" xmlns:wp="http://schemas.openxmlformats.org/drawingml/2006/wordprocessingDrawing" xmlns:w10="urn:schemas-microsoft-com:office:word" xmlns:w="http://schemas.openxmlformats.org/wordprocessingml/2006/main" xmlns:w14="http://schemas.microsoft.com/office/word/2010/wordml" xmlns:w15="http://schemas.microsoft.com/office/word/2012/wordml" xmlns:w16cex="http://schemas.microsoft.com/office/word/2018/wordml/cex" xmlns:w16cid="http://schemas.microsoft.com/office/word/2016/wordml/cid" xmlns:w16="http://schemas.microsoft.com/office/word/2018/wordml" xmlns:w16du="http://schemas.microsoft.com/office/word/2023/wordml/word16du" xmlns:w16sdtdh="http://schemas.microsoft.com/office/word/2020/wordml/sdtdatahash" xmlns:w16se="http://schemas.microsoft.com/office/word/2015/wordml/symex" xmlns:wpg="http://schemas.microsoft.com/office/word/2010/wordprocessingGroup" xmlns:wpi="http://schemas.microsoft.com/office/word/2010/wordprocessingInk" xmlns:wne="http://schemas.microsoft.com/office/word/2006/wordml" xmlns:wps="http://schemas.microsoft.com/office/word/2010/wordprocessingShape" mc:Ignorable="w14 w15 w16se w16cid w16 w16cex w16sdtdh w16du wp14">
+<w:ftr xmlns:wpc="http://schemas.microsoft.com/office/word/2010/wordprocessingCanvas" xmlns:cx="http://schemas.microsoft.com/office/drawing/2014/chartex" xmlns:cx1="http://schemas.microsoft.com/office/drawing/2015/9/8/chartex" xmlns:cx2="http://schemas.microsoft.com/office/drawing/2015/10/21/chartex" xmlns:cx3="http://schemas.microsoft.com/office/drawing/2016/5/9/chartex" xmlns:cx4="http://schemas.microsoft.com/office/drawing/2016/5/10/chartex" xmlns:cx5="http://schemas.microsoft.com/office/drawing/2016/5/11/chartex" xmlns:cx6="http://schemas.microsoft.com/office/drawing/2016/5/12/chartex" xmlns:cx7="http://schemas.microsoft.com/office/drawing/2016/5/13/chartex" xmlns:cx8="http://schemas.microsoft.com/office/drawing/2016/5/14/chartex" xmlns:mc="http://schemas.openxmlformats.org/markup-compatibility/2006" xmlns:aink="http://schemas.microsoft.com/office/drawing/2016/ink" xmlns:am3d="http://schemas.microsoft.com/office/drawing/2017/model3d" xmlns:o="urn:schemas-microsoft-com:office:office" xmlns:oel="http://schemas.microsoft.com/office/2019/extlst" xmlns:r="http://schemas.openxmlformats.org/officeDocument/2006/relationships" xmlns:m="http://schemas.openxmlformats.org/officeDocument/2006/math" xmlns:v="urn:schemas-microsoft-com:vml" xmlns:wp14="http://schemas.microsoft.com/office/word/2010/wordprocessingDrawing" xmlns:wp="http://schemas.openxmlformats.org/drawingml/2006/wordprocessingDrawing" xmlns:w10="urn:schemas-microsoft-com:office:word" xmlns:w="http://schemas.openxmlformats.org/wordprocessingml/2006/main" xmlns:w14="http://schemas.microsoft.com/office/word/2010/wordml" xmlns:w15="http://schemas.microsoft.com/office/word/2012/wordml" xmlns:w16cex="http://schemas.microsoft.com/office/word/2018/wordml/cex" xmlns:w16cid="http://schemas.microsoft.com/office/word/2016/wordml/cid" xmlns:w16="http://schemas.microsoft.com/office/word/2018/wordml" xmlns:w16du="http://schemas.microsoft.com/office/word/2023/wordml/word16du" xmlns:w16sdtdh="http://schemas.microsoft.com/office/word/2020/wordml/sdtdatahash" xmlns:w16sdtfl="http://schemas.microsoft.com/office/word/2024/wordml/sdtformatlock" xmlns:w16se="http://schemas.microsoft.com/office/word/2015/wordml/symex" xmlns:wpg="http://schemas.microsoft.com/office/word/2010/wordprocessingGroup" xmlns:wpi="http://schemas.microsoft.com/office/word/2010/wordprocessingInk" xmlns:wne="http://schemas.microsoft.com/office/word/2006/wordml" xmlns:wps="http://schemas.microsoft.com/office/word/2010/wordprocessingShape" mc:Ignorable="w14 w15 w16se w16cid w16 w16cex w16sdtdh w16sdtfl w16du wp14">
   <w:p>
     <w:pPr>
-      <w:pStyle w:val="af6"/>
+      <w:pStyle w:val="Footer"/>
     </w:pPr>
   </w:p>
 </w:ftr>
 </file>
 
 <file path=word/footer2.xml><?xml version="1.0" encoding="utf-8"?>
-<w:ftr xmlns:wpc="http://schemas.microsoft.com/office/word/2010/wordprocessingCanvas" xmlns:cx="http://schemas.microsoft.com/office/drawing/2014/chartex" xmlns:cx1="http://schemas.microsoft.com/office/drawing/2015/9/8/chartex" xmlns:cx2="http://schemas.microsoft.com/office/drawing/2015/10/21/chartex" xmlns:cx3="http://schemas.microsoft.com/office/drawing/2016/5/9/chartex" xmlns:cx4="http://schemas.microsoft.com/office/drawing/2016/5/10/chartex" xmlns:cx5="http://schemas.microsoft.com/office/drawing/2016/5/11/chartex" xmlns:cx6="http://schemas.microsoft.com/office/drawing/2016/5/12/chartex" xmlns:cx7="http://schemas.microsoft.com/office/drawing/2016/5/13/chartex" xmlns:cx8="http://schemas.microsoft.com/office/drawing/2016/5/14/chartex" xmlns:mc="http://schemas.openxmlformats.org/markup-compatibility/2006" xmlns:aink="http://schemas.microsoft.com/office/drawing/2016/ink" xmlns:am3d="http://schemas.microsoft.com/office/drawing/2017/model3d" xmlns:o="urn:schemas-microsoft-com:office:office" xmlns:oel="http://schemas.microsoft.com/office/2019/extlst" xmlns:r="http://schemas.openxmlformats.org/officeDocument/2006/relationships" xmlns:m="http://schemas.openxmlformats.org/officeDocument/2006/math" xmlns:v="urn:schemas-microsoft-com:vml" xmlns:wp14="http://schemas.microsoft.com/office/word/2010/wordprocessingDrawing" xmlns:wp="http://schemas.openxmlformats.org/drawingml/2006/wordprocessingDrawing" xmlns:w10="urn:schemas-microsoft-com:office:word" xmlns:w="http://schemas.openxmlformats.org/wordprocessingml/2006/main" xmlns:w14="http://schemas.microsoft.com/office/word/2010/wordml" xmlns:w15="http://schemas.microsoft.com/office/word/2012/wordml" xmlns:w16cex="http://schemas.microsoft.com/office/word/2018/wordml/cex" xmlns:w16cid="http://schemas.microsoft.com/office/word/2016/wordml/cid" xmlns:w16="http://schemas.microsoft.com/office/word/2018/wordml" xmlns:w16du="http://schemas.microsoft.com/office/word/2023/wordml/word16du" xmlns:w16sdtdh="http://schemas.microsoft.com/office/word/2020/wordml/sdtdatahash" xmlns:w16se="http://schemas.microsoft.com/office/word/2015/wordml/symex" xmlns:wpg="http://schemas.microsoft.com/office/word/2010/wordprocessingGroup" xmlns:wpi="http://schemas.microsoft.com/office/word/2010/wordprocessingInk" xmlns:wne="http://schemas.microsoft.com/office/word/2006/wordml" xmlns:wps="http://schemas.microsoft.com/office/word/2010/wordprocessingShape" mc:Ignorable="w14 w15 w16se w16cid w16 w16cex w16sdtdh w16du wp14">
+<w:ftr xmlns:wpc="http://schemas.microsoft.com/office/word/2010/wordprocessingCanvas" xmlns:cx="http://schemas.microsoft.com/office/drawing/2014/chartex" xmlns:cx1="http://schemas.microsoft.com/office/drawing/2015/9/8/chartex" xmlns:cx2="http://schemas.microsoft.com/office/drawing/2015/10/21/chartex" xmlns:cx3="http://schemas.microsoft.com/office/drawing/2016/5/9/chartex" xmlns:cx4="http://schemas.microsoft.com/office/drawing/2016/5/10/chartex" xmlns:cx5="http://schemas.microsoft.com/office/drawing/2016/5/11/chartex" xmlns:cx6="http://schemas.microsoft.com/office/drawing/2016/5/12/chartex" xmlns:cx7="http://schemas.microsoft.com/office/drawing/2016/5/13/chartex" xmlns:cx8="http://schemas.microsoft.com/office/drawing/2016/5/14/chartex" xmlns:mc="http://schemas.openxmlformats.org/markup-compatibility/2006" xmlns:aink="http://schemas.microsoft.com/office/drawing/2016/ink" xmlns:am3d="http://schemas.microsoft.com/office/drawing/2017/model3d" xmlns:o="urn:schemas-microsoft-com:office:office" xmlns:oel="http://schemas.microsoft.com/office/2019/extlst" xmlns:r="http://schemas.openxmlformats.org/officeDocument/2006/relationships" xmlns:m="http://schemas.openxmlformats.org/officeDocument/2006/math" xmlns:v="urn:schemas-microsoft-com:vml" xmlns:wp14="http://schemas.microsoft.com/office/word/2010/wordprocessingDrawing" xmlns:wp="http://schemas.openxmlformats.org/drawingml/2006/wordprocessingDrawing" xmlns:w10="urn:schemas-microsoft-com:office:word" xmlns:w="http://schemas.openxmlformats.org/wordprocessingml/2006/main" xmlns:w14="http://schemas.microsoft.com/office/word/2010/wordml" xmlns:w15="http://schemas.microsoft.com/office/word/2012/wordml" xmlns:w16cex="http://schemas.microsoft.com/office/word/2018/wordml/cex" xmlns:w16cid="http://schemas.microsoft.com/office/word/2016/wordml/cid" xmlns:w16="http://schemas.microsoft.com/office/word/2018/wordml" xmlns:w16du="http://schemas.microsoft.com/office/word/2023/wordml/word16du" xmlns:w16sdtdh="http://schemas.microsoft.com/office/word/2020/wordml/sdtdatahash" xmlns:w16sdtfl="http://schemas.microsoft.com/office/word/2024/wordml/sdtformatlock" xmlns:w16se="http://schemas.microsoft.com/office/word/2015/wordml/symex" xmlns:wpg="http://schemas.microsoft.com/office/word/2010/wordprocessingGroup" xmlns:wpi="http://schemas.microsoft.com/office/word/2010/wordprocessingInk" xmlns:wne="http://schemas.microsoft.com/office/word/2006/wordml" xmlns:wps="http://schemas.microsoft.com/office/word/2010/wordprocessingShape" mc:Ignorable="w14 w15 w16se w16cid w16 w16cex w16sdtdh w16sdtfl w16du wp14">
   <w:p>
     <w:pPr>
-      <w:pStyle w:val="af6"/>
+      <w:pStyle w:val="Footer"/>
     </w:pPr>
   </w:p>
 </w:ftr>
 </file>
 
 <file path=word/footer3.xml><?xml version="1.0" encoding="utf-8"?>
-<w:ftr xmlns:wpc="http://schemas.microsoft.com/office/word/2010/wordprocessingCanvas" xmlns:cx="http://schemas.microsoft.com/office/drawing/2014/chartex" xmlns:cx1="http://schemas.microsoft.com/office/drawing/2015/9/8/chartex" xmlns:cx2="http://schemas.microsoft.com/office/drawing/2015/10/21/chartex" xmlns:cx3="http://schemas.microsoft.com/office/drawing/2016/5/9/chartex" xmlns:cx4="http://schemas.microsoft.com/office/drawing/2016/5/10/chartex" xmlns:cx5="http://schemas.microsoft.com/office/drawing/2016/5/11/chartex" xmlns:cx6="http://schemas.microsoft.com/office/drawing/2016/5/12/chartex" xmlns:cx7="http://schemas.microsoft.com/office/drawing/2016/5/13/chartex" xmlns:cx8="http://schemas.microsoft.com/office/drawing/2016/5/14/chartex" xmlns:mc="http://schemas.openxmlformats.org/markup-compatibility/2006" xmlns:aink="http://schemas.microsoft.com/office/drawing/2016/ink" xmlns:am3d="http://schemas.microsoft.com/office/drawing/2017/model3d" xmlns:o="urn:schemas-microsoft-com:office:office" xmlns:oel="http://schemas.microsoft.com/office/2019/extlst" xmlns:r="http://schemas.openxmlformats.org/officeDocument/2006/relationships" xmlns:m="http://schemas.openxmlformats.org/officeDocument/2006/math" xmlns:v="urn:schemas-microsoft-com:vml" xmlns:wp14="http://schemas.microsoft.com/office/word/2010/wordprocessingDrawing" xmlns:wp="http://schemas.openxmlformats.org/drawingml/2006/wordprocessingDrawing" xmlns:w10="urn:schemas-microsoft-com:office:word" xmlns:w="http://schemas.openxmlformats.org/wordprocessingml/2006/main" xmlns:w14="http://schemas.microsoft.com/office/word/2010/wordml" xmlns:w15="http://schemas.microsoft.com/office/word/2012/wordml" xmlns:w16cex="http://schemas.microsoft.com/office/word/2018/wordml/cex" xmlns:w16cid="http://schemas.microsoft.com/office/word/2016/wordml/cid" xmlns:w16="http://schemas.microsoft.com/office/word/2018/wordml" xmlns:w16du="http://schemas.microsoft.com/office/word/2023/wordml/word16du" xmlns:w16sdtdh="http://schemas.microsoft.com/office/word/2020/wordml/sdtdatahash" xmlns:w16se="http://schemas.microsoft.com/office/word/2015/wordml/symex" xmlns:wpg="http://schemas.microsoft.com/office/word/2010/wordprocessingGroup" xmlns:wpi="http://schemas.microsoft.com/office/word/2010/wordprocessingInk" xmlns:wne="http://schemas.microsoft.com/office/word/2006/wordml" xmlns:wps="http://schemas.microsoft.com/office/word/2010/wordprocessingShape" mc:Ignorable="w14 w15 w16se w16cid w16 w16cex w16sdtdh w16du wp14">
+<w:ftr xmlns:wpc="http://schemas.microsoft.com/office/word/2010/wordprocessingCanvas" xmlns:cx="http://schemas.microsoft.com/office/drawing/2014/chartex" xmlns:cx1="http://schemas.microsoft.com/office/drawing/2015/9/8/chartex" xmlns:cx2="http://schemas.microsoft.com/office/drawing/2015/10/21/chartex" xmlns:cx3="http://schemas.microsoft.com/office/drawing/2016/5/9/chartex" xmlns:cx4="http://schemas.microsoft.com/office/drawing/2016/5/10/chartex" xmlns:cx5="http://schemas.microsoft.com/office/drawing/2016/5/11/chartex" xmlns:cx6="http://schemas.microsoft.com/office/drawing/2016/5/12/chartex" xmlns:cx7="http://schemas.microsoft.com/office/drawing/2016/5/13/chartex" xmlns:cx8="http://schemas.microsoft.com/office/drawing/2016/5/14/chartex" xmlns:mc="http://schemas.openxmlformats.org/markup-compatibility/2006" xmlns:aink="http://schemas.microsoft.com/office/drawing/2016/ink" xmlns:am3d="http://schemas.microsoft.com/office/drawing/2017/model3d" xmlns:o="urn:schemas-microsoft-com:office:office" xmlns:oel="http://schemas.microsoft.com/office/2019/extlst" xmlns:r="http://schemas.openxmlformats.org/officeDocument/2006/relationships" xmlns:m="http://schemas.openxmlformats.org/officeDocument/2006/math" xmlns:v="urn:schemas-microsoft-com:vml" xmlns:wp14="http://schemas.microsoft.com/office/word/2010/wordprocessingDrawing" xmlns:wp="http://schemas.openxmlformats.org/drawingml/2006/wordprocessingDrawing" xmlns:w10="urn:schemas-microsoft-com:office:word" xmlns:w="http://schemas.openxmlformats.org/wordprocessingml/2006/main" xmlns:w14="http://schemas.microsoft.com/office/word/2010/wordml" xmlns:w15="http://schemas.microsoft.com/office/word/2012/wordml" xmlns:w16cex="http://schemas.microsoft.com/office/word/2018/wordml/cex" xmlns:w16cid="http://schemas.microsoft.com/office/word/2016/wordml/cid" xmlns:w16="http://schemas.microsoft.com/office/word/2018/wordml" xmlns:w16du="http://schemas.microsoft.com/office/word/2023/wordml/word16du" xmlns:w16sdtdh="http://schemas.microsoft.com/office/word/2020/wordml/sdtdatahash" xmlns:w16sdtfl="http://schemas.microsoft.com/office/word/2024/wordml/sdtformatlock" xmlns:w16se="http://schemas.microsoft.com/office/word/2015/wordml/symex" xmlns:wpg="http://schemas.microsoft.com/office/word/2010/wordprocessingGroup" xmlns:wpi="http://schemas.microsoft.com/office/word/2010/wordprocessingInk" xmlns:wne="http://schemas.microsoft.com/office/word/2006/wordml" xmlns:wps="http://schemas.microsoft.com/office/word/2010/wordprocessingShape" mc:Ignorable="w14 w15 w16se w16cid w16 w16cex w16sdtdh w16sdtfl w16du wp14">
   <w:p>
     <w:pPr>
-      <w:pStyle w:val="af6"/>
+      <w:pStyle w:val="Footer"/>
     </w:pPr>
   </w:p>
 </w:ftr>
 </file>
 
 <file path=word/footnotes.xml><?xml version="1.0" encoding="utf-8"?>
-<w:footnotes xmlns:wpc="http://schemas.microsoft.com/office/word/2010/wordprocessingCanvas" xmlns:cx="http://schemas.microsoft.com/office/drawing/2014/chartex" xmlns:cx1="http://schemas.microsoft.com/office/drawing/2015/9/8/chartex" xmlns:cx2="http://schemas.microsoft.com/office/drawing/2015/10/21/chartex" xmlns:cx3="http://schemas.microsoft.com/office/drawing/2016/5/9/chartex" xmlns:cx4="http://schemas.microsoft.com/office/drawing/2016/5/10/chartex" xmlns:cx5="http://schemas.microsoft.com/office/drawing/2016/5/11/chartex" xmlns:cx6="http://schemas.microsoft.com/office/drawing/2016/5/12/chartex" xmlns:cx7="http://schemas.microsoft.com/office/drawing/2016/5/13/chartex" xmlns:cx8="http://schemas.microsoft.com/office/drawing/2016/5/14/chartex" xmlns:mc="http://schemas.openxmlformats.org/markup-compatibility/2006" xmlns:aink="http://schemas.microsoft.com/office/drawing/2016/ink" xmlns:am3d="http://schemas.microsoft.com/office/drawing/2017/model3d" xmlns:o="urn:schemas-microsoft-com:office:office" xmlns:oel="http://schemas.microsoft.com/office/2019/extlst" xmlns:r="http://schemas.openxmlformats.org/officeDocument/2006/relationships" xmlns:m="http://schemas.openxmlformats.org/officeDocument/2006/math" xmlns:v="urn:schemas-microsoft-com:vml" xmlns:wp14="http://schemas.microsoft.com/office/word/2010/wordprocessingDrawing" xmlns:wp="http://schemas.openxmlformats.org/drawingml/2006/wordprocessingDrawing" xmlns:w10="urn:schemas-microsoft-com:office:word" xmlns:w="http://schemas.openxmlformats.org/wordprocessingml/2006/main" xmlns:w14="http://schemas.microsoft.com/office/word/2010/wordml" xmlns:w15="http://schemas.microsoft.com/office/word/2012/wordml" xmlns:w16cex="http://schemas.microsoft.com/office/word/2018/wordml/cex" xmlns:w16cid="http://schemas.microsoft.com/office/word/2016/wordml/cid" xmlns:w16="http://schemas.microsoft.com/office/word/2018/wordml" xmlns:w16du="http://schemas.microsoft.com/office/word/2023/wordml/word16du" xmlns:w16sdtdh="http://schemas.microsoft.com/office/word/2020/wordml/sdtdatahash" xmlns:w16se="http://schemas.microsoft.com/office/word/2015/wordml/symex" xmlns:wpg="http://schemas.microsoft.com/office/word/2010/wordprocessingGroup" xmlns:wpi="http://schemas.microsoft.com/office/word/2010/wordprocessingInk" xmlns:wne="http://schemas.microsoft.com/office/word/2006/wordml" xmlns:wps="http://schemas.microsoft.com/office/word/2010/wordprocessingShape" mc:Ignorable="w14 w15 w16se w16cid w16 w16cex w16sdtdh w16du wp14">
+<w:footnotes xmlns:wpc="http://schemas.microsoft.com/office/word/2010/wordprocessingCanvas" xmlns:cx="http://schemas.microsoft.com/office/drawing/2014/chartex" xmlns:cx1="http://schemas.microsoft.com/office/drawing/2015/9/8/chartex" xmlns:cx2="http://schemas.microsoft.com/office/drawing/2015/10/21/chartex" xmlns:cx3="http://schemas.microsoft.com/office/drawing/2016/5/9/chartex" xmlns:cx4="http://schemas.microsoft.com/office/drawing/2016/5/10/chartex" xmlns:cx5="http://schemas.microsoft.com/office/drawing/2016/5/11/chartex" xmlns:cx6="http://schemas.microsoft.com/office/drawing/2016/5/12/chartex" xmlns:cx7="http://schemas.microsoft.com/office/drawing/2016/5/13/chartex" xmlns:cx8="http://schemas.microsoft.com/office/drawing/2016/5/14/chartex" xmlns:mc="http://schemas.openxmlformats.org/markup-compatibility/2006" xmlns:aink="http://schemas.microsoft.com/office/drawing/2016/ink" xmlns:am3d="http://schemas.microsoft.com/office/drawing/2017/model3d" xmlns:o="urn:schemas-microsoft-com:office:office" xmlns:oel="http://schemas.microsoft.com/office/2019/extlst" xmlns:r="http://schemas.openxmlformats.org/officeDocument/2006/relationships" xmlns:m="http://schemas.openxmlformats.org/officeDocument/2006/math" xmlns:v="urn:schemas-microsoft-com:vml" xmlns:wp14="http://schemas.microsoft.com/office/word/2010/wordprocessingDrawing" xmlns:wp="http://schemas.openxmlformats.org/drawingml/2006/wordprocessingDrawing" xmlns:w10="urn:schemas-microsoft-com:office:word" xmlns:w="http://schemas.openxmlformats.org/wordprocessingml/2006/main" xmlns:w14="http://schemas.microsoft.com/office/word/2010/wordml" xmlns:w15="http://schemas.microsoft.com/office/word/2012/wordml" xmlns:w16cex="http://schemas.microsoft.com/office/word/2018/wordml/cex" xmlns:w16cid="http://schemas.microsoft.com/office/word/2016/wordml/cid" xmlns:w16="http://schemas.microsoft.com/office/word/2018/wordml" xmlns:w16du="http://schemas.microsoft.com/office/word/2023/wordml/word16du" xmlns:w16sdtdh="http://schemas.microsoft.com/office/word/2020/wordml/sdtdatahash" xmlns:w16sdtfl="http://schemas.microsoft.com/office/word/2024/wordml/sdtformatlock" xmlns:w16se="http://schemas.microsoft.com/office/word/2015/wordml/symex" xmlns:wpg="http://schemas.microsoft.com/office/word/2010/wordprocessingGroup" xmlns:wpi="http://schemas.microsoft.com/office/word/2010/wordprocessingInk" xmlns:wne="http://schemas.microsoft.com/office/word/2006/wordml" xmlns:wps="http://schemas.microsoft.com/office/word/2010/wordprocessingShape" mc:Ignorable="w14 w15 w16se w16cid w16 w16cex w16sdtdh w16sdtfl w16du wp14">
   <w:footnote w:type="separator" w:id="-1">
     <w:p>
       <w:r>
@@ -535,11 +535,11 @@
   <w:footnote w:id="1">
     <w:p>
       <w:pPr>
-        <w:pStyle w:val="ab"/>
+        <w:pStyle w:val="FootnoteText"/>
       </w:pPr>
       <w:r>
         <w:rPr>
-          <w:rStyle w:val="ae"/>
+          <w:rStyle w:val="FootnoteReference"/>
         </w:rPr>
         <w:footnoteRef/>
       </w:r>
@@ -552,11 +552,11 @@
 </file>
 
 <file path=word/header1.xml><?xml version="1.0" encoding="utf-8"?>
-<w:hdr xmlns:wpc="http://schemas.microsoft.com/office/word/2010/wordprocessingCanvas" xmlns:cx="http://schemas.microsoft.com/office/drawing/2014/chartex" xmlns:cx1="http://schemas.microsoft.com/office/drawing/2015/9/8/chartex" xmlns:cx2="http://schemas.microsoft.com/office/drawing/2015/10/21/chartex" xmlns:cx3="http://schemas.microsoft.com/office/drawing/2016/5/9/chartex" xmlns:cx4="http://schemas.microsoft.com/office/drawing/2016/5/10/chartex" xmlns:cx5="http://schemas.microsoft.com/office/drawing/2016/5/11/chartex" xmlns:cx6="http://schemas.microsoft.com/office/drawing/2016/5/12/chartex" xmlns:cx7="http://schemas.microsoft.com/office/drawing/2016/5/13/chartex" xmlns:cx8="http://schemas.microsoft.com/office/drawing/2016/5/14/chartex" xmlns:mc="http://schemas.openxmlformats.org/markup-compatibility/2006" xmlns:aink="http://schemas.microsoft.com/office/drawing/2016/ink" xmlns:am3d="http://schemas.microsoft.com/office/drawing/2017/model3d" xmlns:o="urn:schemas-microsoft-com:office:office" xmlns:oel="http://schemas.microsoft.com/office/2019/extlst" xmlns:r="http://schemas.openxmlformats.org/officeDocument/2006/relationships" xmlns:m="http://schemas.openxmlformats.org/officeDocument/2006/math" xmlns:v="urn:schemas-microsoft-com:vml" xmlns:wp14="http://schemas.microsoft.com/office/word/2010/wordprocessingDrawing" xmlns:wp="http://schemas.openxmlformats.org/drawingml/2006/wordprocessingDrawing" xmlns:w10="urn:schemas-microsoft-com:office:word" xmlns:w="http://schemas.openxmlformats.org/wordprocessingml/2006/main" xmlns:w14="http://schemas.microsoft.com/office/word/2010/wordml" xmlns:w15="http://schemas.microsoft.com/office/word/2012/wordml" xmlns:w16cex="http://schemas.microsoft.com/office/word/2018/wordml/cex" xmlns:w16cid="http://schemas.microsoft.com/office/word/2016/wordml/cid" xmlns:w16="http://schemas.microsoft.com/office/word/2018/wordml" xmlns:w16du="http://schemas.microsoft.com/office/word/2023/wordml/word16du" xmlns:w16sdtdh="http://schemas.microsoft.com/office/word/2020/wordml/sdtdatahash" xmlns:w16se="http://schemas.microsoft.com/office/word/2015/wordml/symex" xmlns:wpg="http://schemas.microsoft.com/office/word/2010/wordprocessingGroup" xmlns:wpi="http://schemas.microsoft.com/office/word/2010/wordprocessingInk" xmlns:wne="http://schemas.microsoft.com/office/word/2006/wordml" xmlns:wps="http://schemas.microsoft.com/office/word/2010/wordprocessingShape" mc:Ignorable="w14 w15 w16se w16cid w16 w16cex w16sdtdh w16du wp14">
+<w:hdr xmlns:wpc="http://schemas.microsoft.com/office/word/2010/wordprocessingCanvas" xmlns:cx="http://schemas.microsoft.com/office/drawing/2014/chartex" xmlns:cx1="http://schemas.microsoft.com/office/drawing/2015/9/8/chartex" xmlns:cx2="http://schemas.microsoft.com/office/drawing/2015/10/21/chartex" xmlns:cx3="http://schemas.microsoft.com/office/drawing/2016/5/9/chartex" xmlns:cx4="http://schemas.microsoft.com/office/drawing/2016/5/10/chartex" xmlns:cx5="http://schemas.microsoft.com/office/drawing/2016/5/11/chartex" xmlns:cx6="http://schemas.microsoft.com/office/drawing/2016/5/12/chartex" xmlns:cx7="http://schemas.microsoft.com/office/drawing/2016/5/13/chartex" xmlns:cx8="http://schemas.microsoft.com/office/drawing/2016/5/14/chartex" xmlns:mc="http://schemas.openxmlformats.org/markup-compatibility/2006" xmlns:aink="http://schemas.microsoft.com/office/drawing/2016/ink" xmlns:am3d="http://schemas.microsoft.com/office/drawing/2017/model3d" xmlns:o="urn:schemas-microsoft-com:office:office" xmlns:oel="http://schemas.microsoft.com/office/2019/extlst" xmlns:r="http://schemas.openxmlformats.org/officeDocument/2006/relationships" xmlns:m="http://schemas.openxmlformats.org/officeDocument/2006/math" xmlns:v="urn:schemas-microsoft-com:vml" xmlns:wp14="http://schemas.microsoft.com/office/word/2010/wordprocessingDrawing" xmlns:wp="http://schemas.openxmlformats.org/drawingml/2006/wordprocessingDrawing" xmlns:w10="urn:schemas-microsoft-com:office:word" xmlns:w="http://schemas.openxmlformats.org/wordprocessingml/2006/main" xmlns:w14="http://schemas.microsoft.com/office/word/2010/wordml" xmlns:w15="http://schemas.microsoft.com/office/word/2012/wordml" xmlns:w16cex="http://schemas.microsoft.com/office/word/2018/wordml/cex" xmlns:w16cid="http://schemas.microsoft.com/office/word/2016/wordml/cid" xmlns:w16="http://schemas.microsoft.com/office/word/2018/wordml" xmlns:w16du="http://schemas.microsoft.com/office/word/2023/wordml/word16du" xmlns:w16sdtdh="http://schemas.microsoft.com/office/word/2020/wordml/sdtdatahash" xmlns:w16sdtfl="http://schemas.microsoft.com/office/word/2024/wordml/sdtformatlock" xmlns:w16se="http://schemas.microsoft.com/office/word/2015/wordml/symex" xmlns:wpg="http://schemas.microsoft.com/office/word/2010/wordprocessingGroup" xmlns:wpi="http://schemas.microsoft.com/office/word/2010/wordprocessingInk" xmlns:wne="http://schemas.microsoft.com/office/word/2006/wordml" xmlns:wps="http://schemas.microsoft.com/office/word/2010/wordprocessingShape" mc:Ignorable="w14 w15 w16se w16cid w16 w16cex w16sdtdh w16sdtfl w16du wp14">
   <w:sdt>
     <w:sdtPr>
       <w:rPr>
-        <w:rStyle w:val="af8"/>
+        <w:rStyle w:val="PageNumber"/>
       </w:rPr>
       <w:id w:val="-1439984143"/>
       <w:docPartObj>
@@ -567,40 +567,40 @@
     <w:sdtContent>
       <w:p>
         <w:pPr>
-          <w:pStyle w:val="af4"/>
+          <w:pStyle w:val="Header"/>
           <w:framePr w:wrap="none" w:vAnchor="text" w:hAnchor="margin" w:xAlign="outside" w:y="1"/>
           <w:rPr>
-            <w:rStyle w:val="af8"/>
+            <w:rStyle w:val="PageNumber"/>
           </w:rPr>
         </w:pPr>
         <w:r>
           <w:rPr>
-            <w:rStyle w:val="af8"/>
+            <w:rStyle w:val="PageNumber"/>
           </w:rPr>
           <w:fldChar w:fldCharType="begin"/>
         </w:r>
         <w:r>
           <w:rPr>
-            <w:rStyle w:val="af8"/>
+            <w:rStyle w:val="PageNumber"/>
           </w:rPr>
           <w:instrText xml:space="preserve"> PAGE </w:instrText>
         </w:r>
         <w:r>
           <w:rPr>
-            <w:rStyle w:val="af8"/>
+            <w:rStyle w:val="PageNumber"/>
           </w:rPr>
           <w:fldChar w:fldCharType="separate"/>
         </w:r>
         <w:r>
           <w:rPr>
-            <w:rStyle w:val="af8"/>
+            <w:rStyle w:val="PageNumber"/>
             <w:noProof/>
           </w:rPr>
           <w:t>2</w:t>
         </w:r>
         <w:r>
           <w:rPr>
-            <w:rStyle w:val="af8"/>
+            <w:rStyle w:val="PageNumber"/>
           </w:rPr>
           <w:fldChar w:fldCharType="end"/>
         </w:r>
@@ -609,7 +609,7 @@
   </w:sdt>
   <w:p>
     <w:pPr>
-      <w:pStyle w:val="af4"/>
+      <w:pStyle w:val="Header"/>
       <w:tabs>
         <w:tab w:val="clear" w:pos="8504"/>
         <w:tab w:val="right" w:pos="8460"/>
@@ -668,7 +668,7 @@
   </w:p>
   <w:p>
     <w:pPr>
-      <w:pStyle w:val="af4"/>
+      <w:pStyle w:val="Header"/>
       <w:ind w:right="360" w:firstLine="360"/>
     </w:pPr>
   </w:p>
@@ -676,11 +676,11 @@
 </file>
 
 <file path=word/header2.xml><?xml version="1.0" encoding="utf-8"?>
-<w:hdr xmlns:wpc="http://schemas.microsoft.com/office/word/2010/wordprocessingCanvas" xmlns:cx="http://schemas.microsoft.com/office/drawing/2014/chartex" xmlns:cx1="http://schemas.microsoft.com/office/drawing/2015/9/8/chartex" xmlns:cx2="http://schemas.microsoft.com/office/drawing/2015/10/21/chartex" xmlns:cx3="http://schemas.microsoft.com/office/drawing/2016/5/9/chartex" xmlns:cx4="http://schemas.microsoft.com/office/drawing/2016/5/10/chartex" xmlns:cx5="http://schemas.microsoft.com/office/drawing/2016/5/11/chartex" xmlns:cx6="http://schemas.microsoft.com/office/drawing/2016/5/12/chartex" xmlns:cx7="http://schemas.microsoft.com/office/drawing/2016/5/13/chartex" xmlns:cx8="http://schemas.microsoft.com/office/drawing/2016/5/14/chartex" xmlns:mc="http://schemas.openxmlformats.org/markup-compatibility/2006" xmlns:aink="http://schemas.microsoft.com/office/drawing/2016/ink" xmlns:am3d="http://schemas.microsoft.com/office/drawing/2017/model3d" xmlns:o="urn:schemas-microsoft-com:office:office" xmlns:oel="http://schemas.microsoft.com/office/2019/extlst" xmlns:r="http://schemas.openxmlformats.org/officeDocument/2006/relationships" xmlns:m="http://schemas.openxmlformats.org/officeDocument/2006/math" xmlns:v="urn:schemas-microsoft-com:vml" xmlns:wp14="http://schemas.microsoft.com/office/word/2010/wordprocessingDrawing" xmlns:wp="http://schemas.openxmlformats.org/drawingml/2006/wordprocessingDrawing" xmlns:w10="urn:schemas-microsoft-com:office:word" xmlns:w="http://schemas.openxmlformats.org/wordprocessingml/2006/main" xmlns:w14="http://schemas.microsoft.com/office/word/2010/wordml" xmlns:w15="http://schemas.microsoft.com/office/word/2012/wordml" xmlns:w16cex="http://schemas.microsoft.com/office/word/2018/wordml/cex" xmlns:w16cid="http://schemas.microsoft.com/office/word/2016/wordml/cid" xmlns:w16="http://schemas.microsoft.com/office/word/2018/wordml" xmlns:w16du="http://schemas.microsoft.com/office/word/2023/wordml/word16du" xmlns:w16sdtdh="http://schemas.microsoft.com/office/word/2020/wordml/sdtdatahash" xmlns:w16se="http://schemas.microsoft.com/office/word/2015/wordml/symex" xmlns:wpg="http://schemas.microsoft.com/office/word/2010/wordprocessingGroup" xmlns:wpi="http://schemas.microsoft.com/office/word/2010/wordprocessingInk" xmlns:wne="http://schemas.microsoft.com/office/word/2006/wordml" xmlns:wps="http://schemas.microsoft.com/office/word/2010/wordprocessingShape" mc:Ignorable="w14 w15 w16se w16cid w16 w16cex w16sdtdh w16du wp14">
+<w:hdr xmlns:wpc="http://schemas.microsoft.com/office/word/2010/wordprocessingCanvas" xmlns:cx="http://schemas.microsoft.com/office/drawing/2014/chartex" xmlns:cx1="http://schemas.microsoft.com/office/drawing/2015/9/8/chartex" xmlns:cx2="http://schemas.microsoft.com/office/drawing/2015/10/21/chartex" xmlns:cx3="http://schemas.microsoft.com/office/drawing/2016/5/9/chartex" xmlns:cx4="http://schemas.microsoft.com/office/drawing/2016/5/10/chartex" xmlns:cx5="http://schemas.microsoft.com/office/drawing/2016/5/11/chartex" xmlns:cx6="http://schemas.microsoft.com/office/drawing/2016/5/12/chartex" xmlns:cx7="http://schemas.microsoft.com/office/drawing/2016/5/13/chartex" xmlns:cx8="http://schemas.microsoft.com/office/drawing/2016/5/14/chartex" xmlns:mc="http://schemas.openxmlformats.org/markup-compatibility/2006" xmlns:aink="http://schemas.microsoft.com/office/drawing/2016/ink" xmlns:am3d="http://schemas.microsoft.com/office/drawing/2017/model3d" xmlns:o="urn:schemas-microsoft-com:office:office" xmlns:oel="http://schemas.microsoft.com/office/2019/extlst" xmlns:r="http://schemas.openxmlformats.org/officeDocument/2006/relationships" xmlns:m="http://schemas.openxmlformats.org/officeDocument/2006/math" xmlns:v="urn:schemas-microsoft-com:vml" xmlns:wp14="http://schemas.microsoft.com/office/word/2010/wordprocessingDrawing" xmlns:wp="http://schemas.openxmlformats.org/drawingml/2006/wordprocessingDrawing" xmlns:w10="urn:schemas-microsoft-com:office:word" xmlns:w="http://schemas.openxmlformats.org/wordprocessingml/2006/main" xmlns:w14="http://schemas.microsoft.com/office/word/2010/wordml" xmlns:w15="http://schemas.microsoft.com/office/word/2012/wordml" xmlns:w16cex="http://schemas.microsoft.com/office/word/2018/wordml/cex" xmlns:w16cid="http://schemas.microsoft.com/office/word/2016/wordml/cid" xmlns:w16="http://schemas.microsoft.com/office/word/2018/wordml" xmlns:w16du="http://schemas.microsoft.com/office/word/2023/wordml/word16du" xmlns:w16sdtdh="http://schemas.microsoft.com/office/word/2020/wordml/sdtdatahash" xmlns:w16sdtfl="http://schemas.microsoft.com/office/word/2024/wordml/sdtformatlock" xmlns:w16se="http://schemas.microsoft.com/office/word/2015/wordml/symex" xmlns:wpg="http://schemas.microsoft.com/office/word/2010/wordprocessingGroup" xmlns:wpi="http://schemas.microsoft.com/office/word/2010/wordprocessingInk" xmlns:wne="http://schemas.microsoft.com/office/word/2006/wordml" xmlns:wps="http://schemas.microsoft.com/office/word/2010/wordprocessingShape" mc:Ignorable="w14 w15 w16se w16cid w16 w16cex w16sdtdh w16sdtfl w16du wp14">
   <w:sdt>
     <w:sdtPr>
       <w:rPr>
-        <w:rStyle w:val="af8"/>
+        <w:rStyle w:val="PageNumber"/>
       </w:rPr>
       <w:id w:val="-1463644359"/>
       <w:docPartObj>
@@ -691,40 +691,40 @@
     <w:sdtContent>
       <w:p>
         <w:pPr>
-          <w:pStyle w:val="af4"/>
+          <w:pStyle w:val="Header"/>
           <w:framePr w:wrap="none" w:vAnchor="text" w:hAnchor="margin" w:xAlign="outside" w:y="1"/>
           <w:rPr>
-            <w:rStyle w:val="af8"/>
+            <w:rStyle w:val="PageNumber"/>
           </w:rPr>
         </w:pPr>
         <w:r>
           <w:rPr>
-            <w:rStyle w:val="af8"/>
+            <w:rStyle w:val="PageNumber"/>
           </w:rPr>
           <w:fldChar w:fldCharType="begin"/>
         </w:r>
         <w:r>
           <w:rPr>
-            <w:rStyle w:val="af8"/>
+            <w:rStyle w:val="PageNumber"/>
           </w:rPr>
           <w:instrText xml:space="preserve"> PAGE </w:instrText>
         </w:r>
         <w:r>
           <w:rPr>
-            <w:rStyle w:val="af8"/>
+            <w:rStyle w:val="PageNumber"/>
           </w:rPr>
           <w:fldChar w:fldCharType="separate"/>
         </w:r>
         <w:r>
           <w:rPr>
-            <w:rStyle w:val="af8"/>
+            <w:rStyle w:val="PageNumber"/>
             <w:noProof/>
           </w:rPr>
           <w:t>1</w:t>
         </w:r>
         <w:r>
           <w:rPr>
-            <w:rStyle w:val="af8"/>
+            <w:rStyle w:val="PageNumber"/>
           </w:rPr>
           <w:fldChar w:fldCharType="end"/>
         </w:r>
@@ -733,7 +733,7 @@
   </w:sdt>
   <w:p>
     <w:pPr>
-      <w:pStyle w:val="af4"/>
+      <w:pStyle w:val="Header"/>
       <w:ind w:right="360"/>
       <w:rPr>
         <w:sz w:val="18"/>
@@ -747,7 +747,16 @@
         <w:szCs w:val="18"/>
         <w:lang w:eastAsia="zh-TW"/>
       </w:rPr>
-      <w:t>Mar.</w:t>
+      <w:t>Jan</w:t>
+    </w:r>
+    <w:r>
+      <w:rPr>
+        <w:rFonts w:ascii="Times New Roman" w:hAnsi="Times New Roman"/>
+        <w:sz w:val="18"/>
+        <w:szCs w:val="18"/>
+        <w:lang w:eastAsia="zh-TW"/>
+      </w:rPr>
+      <w:t>.</w:t>
     </w:r>
     <w:r>
       <w:rPr>
@@ -755,15 +764,25 @@
         <w:sz w:val="18"/>
         <w:szCs w:val="18"/>
       </w:rPr>
-      <w:t xml:space="preserve"> 202</w:t>
+      <w:t xml:space="preserve"> </w:t>
+    </w:r>
+    <w:r>
+      <w:rPr>
+        <w:rFonts w:ascii="Times New Roman" w:hAnsi="Times New Roman" w:hint="eastAsia"/>
+        <w:sz w:val="18"/>
+        <w:szCs w:val="18"/>
+        <w:lang w:eastAsia="ja-JP"/>
+      </w:rPr>
+      <w:t>202</w:t>
     </w:r>
     <w:r>
       <w:rPr>
         <w:rFonts w:ascii="Times New Roman" w:hAnsi="Times New Roman"/>
         <w:sz w:val="18"/>
         <w:szCs w:val="18"/>
-      </w:rPr>
-      <w:t>4</w:t>
+        <w:lang w:eastAsia="ja-JP"/>
+      </w:rPr>
+      <w:t>6</w:t>
     </w:r>
     <w:r>
       <w:rPr>
@@ -786,24 +805,24 @@
   </w:p>
   <w:p>
     <w:pPr>
-      <w:pStyle w:val="af4"/>
+      <w:pStyle w:val="Header"/>
     </w:pPr>
   </w:p>
 </w:hdr>
 </file>
 
 <file path=word/header3.xml><?xml version="1.0" encoding="utf-8"?>
-<w:hdr xmlns:wpc="http://schemas.microsoft.com/office/word/2010/wordprocessingCanvas" xmlns:cx="http://schemas.microsoft.com/office/drawing/2014/chartex" xmlns:cx1="http://schemas.microsoft.com/office/drawing/2015/9/8/chartex" xmlns:cx2="http://schemas.microsoft.com/office/drawing/2015/10/21/chartex" xmlns:cx3="http://schemas.microsoft.com/office/drawing/2016/5/9/chartex" xmlns:cx4="http://schemas.microsoft.com/office/drawing/2016/5/10/chartex" xmlns:cx5="http://schemas.microsoft.com/office/drawing/2016/5/11/chartex" xmlns:cx6="http://schemas.microsoft.com/office/drawing/2016/5/12/chartex" xmlns:cx7="http://schemas.microsoft.com/office/drawing/2016/5/13/chartex" xmlns:cx8="http://schemas.microsoft.com/office/drawing/2016/5/14/chartex" xmlns:mc="http://schemas.openxmlformats.org/markup-compatibility/2006" xmlns:aink="http://schemas.microsoft.com/office/drawing/2016/ink" xmlns:am3d="http://schemas.microsoft.com/office/drawing/2017/model3d" xmlns:o="urn:schemas-microsoft-com:office:office" xmlns:oel="http://schemas.microsoft.com/office/2019/extlst" xmlns:r="http://schemas.openxmlformats.org/officeDocument/2006/relationships" xmlns:m="http://schemas.openxmlformats.org/officeDocument/2006/math" xmlns:v="urn:schemas-microsoft-com:vml" xmlns:wp14="http://schemas.microsoft.com/office/word/2010/wordprocessingDrawing" xmlns:wp="http://schemas.openxmlformats.org/drawingml/2006/wordprocessingDrawing" xmlns:w10="urn:schemas-microsoft-com:office:word" xmlns:w="http://schemas.openxmlformats.org/wordprocessingml/2006/main" xmlns:w14="http://schemas.microsoft.com/office/word/2010/wordml" xmlns:w15="http://schemas.microsoft.com/office/word/2012/wordml" xmlns:w16cex="http://schemas.microsoft.com/office/word/2018/wordml/cex" xmlns:w16cid="http://schemas.microsoft.com/office/word/2016/wordml/cid" xmlns:w16="http://schemas.microsoft.com/office/word/2018/wordml" xmlns:w16du="http://schemas.microsoft.com/office/word/2023/wordml/word16du" xmlns:w16sdtdh="http://schemas.microsoft.com/office/word/2020/wordml/sdtdatahash" xmlns:w16se="http://schemas.microsoft.com/office/word/2015/wordml/symex" xmlns:wpg="http://schemas.microsoft.com/office/word/2010/wordprocessingGroup" xmlns:wpi="http://schemas.microsoft.com/office/word/2010/wordprocessingInk" xmlns:wne="http://schemas.microsoft.com/office/word/2006/wordml" xmlns:wps="http://schemas.microsoft.com/office/word/2010/wordprocessingShape" mc:Ignorable="w14 w15 w16se w16cid w16 w16cex w16sdtdh w16du wp14">
+<w:hdr xmlns:wpc="http://schemas.microsoft.com/office/word/2010/wordprocessingCanvas" xmlns:cx="http://schemas.microsoft.com/office/drawing/2014/chartex" xmlns:cx1="http://schemas.microsoft.com/office/drawing/2015/9/8/chartex" xmlns:cx2="http://schemas.microsoft.com/office/drawing/2015/10/21/chartex" xmlns:cx3="http://schemas.microsoft.com/office/drawing/2016/5/9/chartex" xmlns:cx4="http://schemas.microsoft.com/office/drawing/2016/5/10/chartex" xmlns:cx5="http://schemas.microsoft.com/office/drawing/2016/5/11/chartex" xmlns:cx6="http://schemas.microsoft.com/office/drawing/2016/5/12/chartex" xmlns:cx7="http://schemas.microsoft.com/office/drawing/2016/5/13/chartex" xmlns:cx8="http://schemas.microsoft.com/office/drawing/2016/5/14/chartex" xmlns:mc="http://schemas.openxmlformats.org/markup-compatibility/2006" xmlns:aink="http://schemas.microsoft.com/office/drawing/2016/ink" xmlns:am3d="http://schemas.microsoft.com/office/drawing/2017/model3d" xmlns:o="urn:schemas-microsoft-com:office:office" xmlns:oel="http://schemas.microsoft.com/office/2019/extlst" xmlns:r="http://schemas.openxmlformats.org/officeDocument/2006/relationships" xmlns:m="http://schemas.openxmlformats.org/officeDocument/2006/math" xmlns:v="urn:schemas-microsoft-com:vml" xmlns:wp14="http://schemas.microsoft.com/office/word/2010/wordprocessingDrawing" xmlns:wp="http://schemas.openxmlformats.org/drawingml/2006/wordprocessingDrawing" xmlns:w10="urn:schemas-microsoft-com:office:word" xmlns:w="http://schemas.openxmlformats.org/wordprocessingml/2006/main" xmlns:w14="http://schemas.microsoft.com/office/word/2010/wordml" xmlns:w15="http://schemas.microsoft.com/office/word/2012/wordml" xmlns:w16cex="http://schemas.microsoft.com/office/word/2018/wordml/cex" xmlns:w16cid="http://schemas.microsoft.com/office/word/2016/wordml/cid" xmlns:w16="http://schemas.microsoft.com/office/word/2018/wordml" xmlns:w16du="http://schemas.microsoft.com/office/word/2023/wordml/word16du" xmlns:w16sdtdh="http://schemas.microsoft.com/office/word/2020/wordml/sdtdatahash" xmlns:w16sdtfl="http://schemas.microsoft.com/office/word/2024/wordml/sdtformatlock" xmlns:w16se="http://schemas.microsoft.com/office/word/2015/wordml/symex" xmlns:wpg="http://schemas.microsoft.com/office/word/2010/wordprocessingGroup" xmlns:wpi="http://schemas.microsoft.com/office/word/2010/wordprocessingInk" xmlns:wne="http://schemas.microsoft.com/office/word/2006/wordml" xmlns:wps="http://schemas.microsoft.com/office/word/2010/wordprocessingShape" mc:Ignorable="w14 w15 w16se w16cid w16 w16cex w16sdtdh w16sdtfl w16du wp14">
   <w:p>
     <w:pPr>
-      <w:pStyle w:val="af4"/>
+      <w:pStyle w:val="Header"/>
     </w:pPr>
   </w:p>
 </w:hdr>
 </file>
 
 <file path=word/numbering.xml><?xml version="1.0" encoding="utf-8"?>
-<w:numbering xmlns:wpc="http://schemas.microsoft.com/office/word/2010/wordprocessingCanvas" xmlns:cx="http://schemas.microsoft.com/office/drawing/2014/chartex" xmlns:cx1="http://schemas.microsoft.com/office/drawing/2015/9/8/chartex" xmlns:cx2="http://schemas.microsoft.com/office/drawing/2015/10/21/chartex" xmlns:cx3="http://schemas.microsoft.com/office/drawing/2016/5/9/chartex" xmlns:cx4="http://schemas.microsoft.com/office/drawing/2016/5/10/chartex" xmlns:cx5="http://schemas.microsoft.com/office/drawing/2016/5/11/chartex" xmlns:cx6="http://schemas.microsoft.com/office/drawing/2016/5/12/chartex" xmlns:cx7="http://schemas.microsoft.com/office/drawing/2016/5/13/chartex" xmlns:cx8="http://schemas.microsoft.com/office/drawing/2016/5/14/chartex" xmlns:mc="http://schemas.openxmlformats.org/markup-compatibility/2006" xmlns:aink="http://schemas.microsoft.com/office/drawing/2016/ink" xmlns:am3d="http://schemas.microsoft.com/office/drawing/2017/model3d" xmlns:o="urn:schemas-microsoft-com:office:office" xmlns:oel="http://schemas.microsoft.com/office/2019/extlst" xmlns:r="http://schemas.openxmlformats.org/officeDocument/2006/relationships" xmlns:m="http://schemas.openxmlformats.org/officeDocument/2006/math" xmlns:v="urn:schemas-microsoft-com:vml" xmlns:wp14="http://schemas.microsoft.com/office/word/2010/wordprocessingDrawing" xmlns:wp="http://schemas.openxmlformats.org/drawingml/2006/wordprocessingDrawing" xmlns:w10="urn:schemas-microsoft-com:office:word" xmlns:w="http://schemas.openxmlformats.org/wordprocessingml/2006/main" xmlns:w14="http://schemas.microsoft.com/office/word/2010/wordml" xmlns:w15="http://schemas.microsoft.com/office/word/2012/wordml" xmlns:w16cex="http://schemas.microsoft.com/office/word/2018/wordml/cex" xmlns:w16cid="http://schemas.microsoft.com/office/word/2016/wordml/cid" xmlns:w16="http://schemas.microsoft.com/office/word/2018/wordml" xmlns:w16du="http://schemas.microsoft.com/office/word/2023/wordml/word16du" xmlns:w16sdtdh="http://schemas.microsoft.com/office/word/2020/wordml/sdtdatahash" xmlns:w16se="http://schemas.microsoft.com/office/word/2015/wordml/symex" xmlns:wpg="http://schemas.microsoft.com/office/word/2010/wordprocessingGroup" xmlns:wpi="http://schemas.microsoft.com/office/word/2010/wordprocessingInk" xmlns:wne="http://schemas.microsoft.com/office/word/2006/wordml" xmlns:wps="http://schemas.microsoft.com/office/word/2010/wordprocessingShape" mc:Ignorable="w14 w15 w16se w16cid w16 w16cex w16sdtdh w16du wp14">
+<w:numbering xmlns:wpc="http://schemas.microsoft.com/office/word/2010/wordprocessingCanvas" xmlns:cx="http://schemas.microsoft.com/office/drawing/2014/chartex" xmlns:cx1="http://schemas.microsoft.com/office/drawing/2015/9/8/chartex" xmlns:cx2="http://schemas.microsoft.com/office/drawing/2015/10/21/chartex" xmlns:cx3="http://schemas.microsoft.com/office/drawing/2016/5/9/chartex" xmlns:cx4="http://schemas.microsoft.com/office/drawing/2016/5/10/chartex" xmlns:cx5="http://schemas.microsoft.com/office/drawing/2016/5/11/chartex" xmlns:cx6="http://schemas.microsoft.com/office/drawing/2016/5/12/chartex" xmlns:cx7="http://schemas.microsoft.com/office/drawing/2016/5/13/chartex" xmlns:cx8="http://schemas.microsoft.com/office/drawing/2016/5/14/chartex" xmlns:mc="http://schemas.openxmlformats.org/markup-compatibility/2006" xmlns:aink="http://schemas.microsoft.com/office/drawing/2016/ink" xmlns:am3d="http://schemas.microsoft.com/office/drawing/2017/model3d" xmlns:o="urn:schemas-microsoft-com:office:office" xmlns:oel="http://schemas.microsoft.com/office/2019/extlst" xmlns:r="http://schemas.openxmlformats.org/officeDocument/2006/relationships" xmlns:m="http://schemas.openxmlformats.org/officeDocument/2006/math" xmlns:v="urn:schemas-microsoft-com:vml" xmlns:wp14="http://schemas.microsoft.com/office/word/2010/wordprocessingDrawing" xmlns:wp="http://schemas.openxmlformats.org/drawingml/2006/wordprocessingDrawing" xmlns:w10="urn:schemas-microsoft-com:office:word" xmlns:w="http://schemas.openxmlformats.org/wordprocessingml/2006/main" xmlns:w14="http://schemas.microsoft.com/office/word/2010/wordml" xmlns:w15="http://schemas.microsoft.com/office/word/2012/wordml" xmlns:w16cex="http://schemas.microsoft.com/office/word/2018/wordml/cex" xmlns:w16cid="http://schemas.microsoft.com/office/word/2016/wordml/cid" xmlns:w16="http://schemas.microsoft.com/office/word/2018/wordml" xmlns:w16du="http://schemas.microsoft.com/office/word/2023/wordml/word16du" xmlns:w16sdtdh="http://schemas.microsoft.com/office/word/2020/wordml/sdtdatahash" xmlns:w16sdtfl="http://schemas.microsoft.com/office/word/2024/wordml/sdtformatlock" xmlns:w16se="http://schemas.microsoft.com/office/word/2015/wordml/symex" xmlns:wpg="http://schemas.microsoft.com/office/word/2010/wordprocessingGroup" xmlns:wpi="http://schemas.microsoft.com/office/word/2010/wordprocessingInk" xmlns:wne="http://schemas.microsoft.com/office/word/2006/wordml" xmlns:wps="http://schemas.microsoft.com/office/word/2010/wordprocessingShape" mc:Ignorable="w14 w15 w16se w16cid w16 w16cex w16sdtdh w16sdtfl w16du wp14">
   <w:abstractNum w:abstractNumId="0" w15:restartNumberingAfterBreak="0">
     <w:nsid w:val="FFFFFF7C"/>
     <w:multiLevelType w:val="singleLevel"/>
@@ -976,7 +995,7 @@
     <w:lvl w:ilvl="0">
       <w:start w:val="1"/>
       <w:numFmt w:val="bullet"/>
-      <w:pStyle w:val="a"/>
+      <w:pStyle w:val="ListBullet"/>
       <w:lvlText w:val=""/>
       <w:lvlJc w:val="left"/>
       <w:pPr>
@@ -2221,7 +2240,7 @@
 </file>
 
 <file path=word/styles.xml><?xml version="1.0" encoding="utf-8"?>
-<w:styles xmlns:mc="http://schemas.openxmlformats.org/markup-compatibility/2006" xmlns:r="http://schemas.openxmlformats.org/officeDocument/2006/relationships" xmlns:w="http://schemas.openxmlformats.org/wordprocessingml/2006/main" xmlns:w14="http://schemas.microsoft.com/office/word/2010/wordml" xmlns:w15="http://schemas.microsoft.com/office/word/2012/wordml" xmlns:w16cex="http://schemas.microsoft.com/office/word/2018/wordml/cex" xmlns:w16cid="http://schemas.microsoft.com/office/word/2016/wordml/cid" xmlns:w16="http://schemas.microsoft.com/office/word/2018/wordml" xmlns:w16du="http://schemas.microsoft.com/office/word/2023/wordml/word16du" xmlns:w16sdtdh="http://schemas.microsoft.com/office/word/2020/wordml/sdtdatahash" xmlns:w16se="http://schemas.microsoft.com/office/word/2015/wordml/symex" mc:Ignorable="w14 w15 w16se w16cid w16 w16cex w16sdtdh w16du">
+<w:styles xmlns:mc="http://schemas.openxmlformats.org/markup-compatibility/2006" xmlns:r="http://schemas.openxmlformats.org/officeDocument/2006/relationships" xmlns:w="http://schemas.openxmlformats.org/wordprocessingml/2006/main" xmlns:w14="http://schemas.microsoft.com/office/word/2010/wordml" xmlns:w15="http://schemas.microsoft.com/office/word/2012/wordml" xmlns:w16cex="http://schemas.microsoft.com/office/word/2018/wordml/cex" xmlns:w16cid="http://schemas.microsoft.com/office/word/2016/wordml/cid" xmlns:w16="http://schemas.microsoft.com/office/word/2018/wordml" xmlns:w16du="http://schemas.microsoft.com/office/word/2023/wordml/word16du" xmlns:w16sdtdh="http://schemas.microsoft.com/office/word/2020/wordml/sdtdatahash" xmlns:w16sdtfl="http://schemas.microsoft.com/office/word/2024/wordml/sdtformatlock" xmlns:w16se="http://schemas.microsoft.com/office/word/2015/wordml/symex" mc:Ignorable="w14 w15 w16se w16cid w16 w16cex w16sdtdh w16sdtfl w16du">
   <w:docDefaults>
     <w:rPrDefault>
       <w:rPr>
@@ -2575,7 +2594,7 @@
     <w:lsdException w:name="Unresolved Mention" w:semiHidden="1" w:uiPriority="99" w:unhideWhenUsed="1"/>
     <w:lsdException w:name="Smart Link" w:semiHidden="1" w:uiPriority="99" w:unhideWhenUsed="1"/>
   </w:latentStyles>
-  <w:style w:type="paragraph" w:default="1" w:styleId="a0">
+  <w:style w:type="paragraph" w:default="1" w:styleId="Normal">
     <w:name w:val="Normal"/>
     <w:qFormat/>
     <w:rsid w:val="000130B8"/>
@@ -2588,10 +2607,10 @@
       <w:sz w:val="21"/>
     </w:rPr>
   </w:style>
-  <w:style w:type="paragraph" w:styleId="10">
+  <w:style w:type="paragraph" w:styleId="Heading1">
     <w:name w:val="heading 1"/>
-    <w:basedOn w:val="a0"/>
-    <w:next w:val="a1"/>
+    <w:basedOn w:val="Normal"/>
+    <w:next w:val="BodyText"/>
     <w:uiPriority w:val="9"/>
     <w:qFormat/>
     <w:rsid w:val="008C327E"/>
@@ -2603,17 +2622,17 @@
       <w:outlineLvl w:val="0"/>
     </w:pPr>
     <w:rPr>
-      <w:rFonts w:ascii="ＭＳ ゴシック" w:eastAsia="ＭＳ ゴシック" w:hAnsi="Times New Roman" w:cs="Times New Roman (見出しのフォント - コンプ"/>
+      <w:rFonts w:ascii="MS Gothic" w:eastAsia="MS Gothic" w:hAnsi="Times New Roman" w:cs="Times New Roman (見出しのフォント - コンプ"/>
       <w:b/>
       <w:bCs/>
       <w:sz w:val="22"/>
       <w:szCs w:val="32"/>
     </w:rPr>
   </w:style>
-  <w:style w:type="paragraph" w:styleId="20">
+  <w:style w:type="paragraph" w:styleId="Heading2">
     <w:name w:val="heading 2"/>
-    <w:basedOn w:val="10"/>
-    <w:next w:val="a1"/>
+    <w:basedOn w:val="Heading1"/>
+    <w:next w:val="BodyText"/>
     <w:uiPriority w:val="9"/>
     <w:unhideWhenUsed/>
     <w:qFormat/>
@@ -2622,10 +2641,10 @@
       <w:outlineLvl w:val="1"/>
     </w:pPr>
   </w:style>
-  <w:style w:type="paragraph" w:styleId="30">
+  <w:style w:type="paragraph" w:styleId="Heading3">
     <w:name w:val="heading 3"/>
-    <w:basedOn w:val="20"/>
-    <w:next w:val="a1"/>
+    <w:basedOn w:val="Heading2"/>
+    <w:next w:val="BodyText"/>
     <w:uiPriority w:val="9"/>
     <w:unhideWhenUsed/>
     <w:qFormat/>
@@ -2634,10 +2653,10 @@
       <w:outlineLvl w:val="2"/>
     </w:pPr>
   </w:style>
-  <w:style w:type="paragraph" w:styleId="4">
+  <w:style w:type="paragraph" w:styleId="Heading4">
     <w:name w:val="heading 4"/>
-    <w:basedOn w:val="30"/>
-    <w:next w:val="a1"/>
+    <w:basedOn w:val="Heading3"/>
+    <w:next w:val="BodyText"/>
     <w:uiPriority w:val="9"/>
     <w:unhideWhenUsed/>
     <w:qFormat/>
@@ -2646,10 +2665,10 @@
       <w:outlineLvl w:val="3"/>
     </w:pPr>
   </w:style>
-  <w:style w:type="paragraph" w:styleId="5">
+  <w:style w:type="paragraph" w:styleId="Heading5">
     <w:name w:val="heading 5"/>
-    <w:basedOn w:val="4"/>
-    <w:next w:val="a1"/>
+    <w:basedOn w:val="Heading4"/>
+    <w:next w:val="BodyText"/>
     <w:uiPriority w:val="9"/>
     <w:unhideWhenUsed/>
     <w:qFormat/>
@@ -2658,10 +2677,10 @@
       <w:outlineLvl w:val="4"/>
     </w:pPr>
   </w:style>
-  <w:style w:type="paragraph" w:styleId="6">
+  <w:style w:type="paragraph" w:styleId="Heading6">
     <w:name w:val="heading 6"/>
-    <w:basedOn w:val="5"/>
-    <w:next w:val="a1"/>
+    <w:basedOn w:val="Heading5"/>
+    <w:next w:val="BodyText"/>
     <w:uiPriority w:val="9"/>
     <w:unhideWhenUsed/>
     <w:qFormat/>
@@ -2670,10 +2689,10 @@
       <w:outlineLvl w:val="5"/>
     </w:pPr>
   </w:style>
-  <w:style w:type="paragraph" w:styleId="7">
+  <w:style w:type="paragraph" w:styleId="Heading7">
     <w:name w:val="heading 7"/>
-    <w:basedOn w:val="6"/>
-    <w:next w:val="a1"/>
+    <w:basedOn w:val="Heading6"/>
+    <w:next w:val="BodyText"/>
     <w:uiPriority w:val="9"/>
     <w:unhideWhenUsed/>
     <w:qFormat/>
@@ -2683,10 +2702,10 @@
       <w:outlineLvl w:val="6"/>
     </w:pPr>
   </w:style>
-  <w:style w:type="paragraph" w:styleId="8">
+  <w:style w:type="paragraph" w:styleId="Heading8">
     <w:name w:val="heading 8"/>
-    <w:basedOn w:val="10"/>
-    <w:next w:val="a1"/>
+    <w:basedOn w:val="Heading1"/>
+    <w:next w:val="BodyText"/>
     <w:uiPriority w:val="9"/>
     <w:unhideWhenUsed/>
     <w:qFormat/>
@@ -2695,10 +2714,10 @@
       <w:outlineLvl w:val="7"/>
     </w:pPr>
   </w:style>
-  <w:style w:type="paragraph" w:styleId="9">
+  <w:style w:type="paragraph" w:styleId="Heading9">
     <w:name w:val="heading 9"/>
-    <w:basedOn w:val="8"/>
-    <w:next w:val="a1"/>
+    <w:basedOn w:val="Heading8"/>
+    <w:next w:val="BodyText"/>
     <w:uiPriority w:val="9"/>
     <w:unhideWhenUsed/>
     <w:qFormat/>
@@ -2707,13 +2726,13 @@
       <w:outlineLvl w:val="8"/>
     </w:pPr>
   </w:style>
-  <w:style w:type="character" w:default="1" w:styleId="a2">
+  <w:style w:type="character" w:default="1" w:styleId="DefaultParagraphFont">
     <w:name w:val="Default Paragraph Font"/>
     <w:uiPriority w:val="1"/>
     <w:semiHidden/>
     <w:unhideWhenUsed/>
   </w:style>
-  <w:style w:type="table" w:default="1" w:styleId="a3">
+  <w:style w:type="table" w:default="1" w:styleId="TableNormal">
     <w:name w:val="Normal Table"/>
     <w:uiPriority w:val="99"/>
     <w:semiHidden/>
@@ -2728,16 +2747,16 @@
       </w:tblCellMar>
     </w:tblPr>
   </w:style>
-  <w:style w:type="numbering" w:default="1" w:styleId="a4">
+  <w:style w:type="numbering" w:default="1" w:styleId="NoList">
     <w:name w:val="No List"/>
     <w:uiPriority w:val="99"/>
     <w:semiHidden/>
     <w:unhideWhenUsed/>
   </w:style>
-  <w:style w:type="paragraph" w:styleId="a1">
+  <w:style w:type="paragraph" w:styleId="BodyText">
     <w:name w:val="Body Text"/>
-    <w:basedOn w:val="a0"/>
-    <w:link w:val="a5"/>
+    <w:basedOn w:val="Normal"/>
+    <w:link w:val="BodyTextChar"/>
     <w:qFormat/>
     <w:rsid w:val="00F4517A"/>
     <w:pPr>
@@ -2747,14 +2766,14 @@
   </w:style>
   <w:style w:type="paragraph" w:customStyle="1" w:styleId="FirstParagraph">
     <w:name w:val="First Paragraph"/>
-    <w:basedOn w:val="a1"/>
-    <w:next w:val="a1"/>
+    <w:basedOn w:val="BodyText"/>
+    <w:next w:val="BodyText"/>
     <w:qFormat/>
     <w:rsid w:val="00FF3956"/>
   </w:style>
   <w:style w:type="paragraph" w:customStyle="1" w:styleId="Compact">
     <w:name w:val="Compact"/>
-    <w:basedOn w:val="a1"/>
+    <w:basedOn w:val="BodyText"/>
     <w:qFormat/>
     <w:rsid w:val="00DF6930"/>
     <w:pPr>
@@ -2765,10 +2784,10 @@
       <w:rFonts w:ascii="Times New Roman" w:hAnsi="Times New Roman"/>
     </w:rPr>
   </w:style>
-  <w:style w:type="paragraph" w:styleId="a6">
+  <w:style w:type="paragraph" w:styleId="Title">
     <w:name w:val="Title"/>
-    <w:basedOn w:val="a0"/>
-    <w:next w:val="a1"/>
+    <w:basedOn w:val="Normal"/>
+    <w:next w:val="BodyText"/>
     <w:qFormat/>
     <w:rsid w:val="00502D02"/>
     <w:pPr>
@@ -2784,10 +2803,10 @@
       <w:szCs w:val="36"/>
     </w:rPr>
   </w:style>
-  <w:style w:type="paragraph" w:styleId="a7">
+  <w:style w:type="paragraph" w:styleId="Subtitle">
     <w:name w:val="Subtitle"/>
-    <w:basedOn w:val="a6"/>
-    <w:next w:val="a1"/>
+    <w:basedOn w:val="Title"/>
+    <w:next w:val="BodyText"/>
     <w:qFormat/>
     <w:rsid w:val="008258E2"/>
     <w:pPr>
@@ -2800,7 +2819,7 @@
   </w:style>
   <w:style w:type="paragraph" w:customStyle="1" w:styleId="Author">
     <w:name w:val="Author"/>
-    <w:next w:val="a1"/>
+    <w:next w:val="BodyText"/>
     <w:qFormat/>
     <w:rsid w:val="00A77F2D"/>
     <w:pPr>
@@ -2810,13 +2829,13 @@
       <w:jc w:val="center"/>
     </w:pPr>
     <w:rPr>
-      <w:rFonts w:ascii="Times New Roman" w:eastAsia="ＭＳ 明朝" w:hAnsi="Times New Roman"/>
+      <w:rFonts w:ascii="Times New Roman" w:eastAsia="MS Mincho" w:hAnsi="Times New Roman"/>
       <w:sz w:val="28"/>
     </w:rPr>
   </w:style>
-  <w:style w:type="paragraph" w:styleId="a8">
+  <w:style w:type="paragraph" w:styleId="Date">
     <w:name w:val="Date"/>
-    <w:next w:val="a1"/>
+    <w:next w:val="BodyText"/>
     <w:qFormat/>
     <w:pPr>
       <w:keepNext/>
@@ -2826,8 +2845,8 @@
   </w:style>
   <w:style w:type="paragraph" w:customStyle="1" w:styleId="Abstract">
     <w:name w:val="Abstract"/>
-    <w:basedOn w:val="a0"/>
-    <w:next w:val="a1"/>
+    <w:basedOn w:val="Normal"/>
+    <w:next w:val="BodyText"/>
     <w:qFormat/>
     <w:pPr>
       <w:keepNext/>
@@ -2839,9 +2858,9 @@
       <w:szCs w:val="20"/>
     </w:rPr>
   </w:style>
-  <w:style w:type="paragraph" w:styleId="a9">
+  <w:style w:type="paragraph" w:styleId="Bibliography">
     <w:name w:val="Bibliography"/>
-    <w:basedOn w:val="a0"/>
+    <w:basedOn w:val="Normal"/>
     <w:qFormat/>
     <w:rsid w:val="00551199"/>
     <w:pPr>
@@ -2849,10 +2868,10 @@
       <w:jc w:val="left"/>
     </w:pPr>
   </w:style>
-  <w:style w:type="paragraph" w:styleId="aa">
+  <w:style w:type="paragraph" w:styleId="BlockText">
     <w:name w:val="Block Text"/>
-    <w:basedOn w:val="a1"/>
-    <w:next w:val="a1"/>
+    <w:basedOn w:val="BodyText"/>
+    <w:next w:val="BodyText"/>
     <w:uiPriority w:val="9"/>
     <w:unhideWhenUsed/>
     <w:qFormat/>
@@ -2862,9 +2881,9 @@
       <w:jc w:val="left"/>
     </w:pPr>
   </w:style>
-  <w:style w:type="paragraph" w:styleId="ab">
+  <w:style w:type="paragraph" w:styleId="FootnoteText">
     <w:name w:val="footnote text"/>
-    <w:basedOn w:val="a0"/>
+    <w:basedOn w:val="Normal"/>
     <w:uiPriority w:val="9"/>
     <w:unhideWhenUsed/>
     <w:qFormat/>
@@ -2920,7 +2939,7 @@
   </w:style>
   <w:style w:type="paragraph" w:customStyle="1" w:styleId="DefinitionTerm">
     <w:name w:val="Definition Term"/>
-    <w:basedOn w:val="a0"/>
+    <w:basedOn w:val="Normal"/>
     <w:next w:val="Definition"/>
     <w:pPr>
       <w:keepNext/>
@@ -2933,12 +2952,12 @@
   </w:style>
   <w:style w:type="paragraph" w:customStyle="1" w:styleId="Definition">
     <w:name w:val="Definition"/>
-    <w:basedOn w:val="a0"/>
-  </w:style>
-  <w:style w:type="paragraph" w:styleId="ac">
+    <w:basedOn w:val="Normal"/>
+  </w:style>
+  <w:style w:type="paragraph" w:styleId="Caption">
     <w:name w:val="caption"/>
-    <w:basedOn w:val="a0"/>
-    <w:link w:val="ad"/>
+    <w:basedOn w:val="Normal"/>
+    <w:link w:val="CaptionChar"/>
     <w:pPr>
       <w:spacing w:after="120"/>
     </w:pPr>
@@ -2948,7 +2967,7 @@
   </w:style>
   <w:style w:type="paragraph" w:customStyle="1" w:styleId="TableCaption">
     <w:name w:val="Table Caption"/>
-    <w:basedOn w:val="ac"/>
+    <w:basedOn w:val="Caption"/>
     <w:rsid w:val="00AA3DCF"/>
     <w:pPr>
       <w:keepNext/>
@@ -2956,14 +2975,14 @@
       <w:jc w:val="center"/>
     </w:pPr>
     <w:rPr>
-      <w:rFonts w:eastAsia="ＭＳ 明朝"/>
+      <w:rFonts w:eastAsia="MS Mincho"/>
       <w:b/>
       <w:i w:val="0"/>
     </w:rPr>
   </w:style>
   <w:style w:type="paragraph" w:customStyle="1" w:styleId="ImageCaption">
     <w:name w:val="Image Caption"/>
-    <w:basedOn w:val="ac"/>
+    <w:basedOn w:val="Caption"/>
     <w:rsid w:val="00AA26C3"/>
     <w:pPr>
       <w:jc w:val="center"/>
@@ -2976,7 +2995,7 @@
   </w:style>
   <w:style w:type="paragraph" w:customStyle="1" w:styleId="Figure">
     <w:name w:val="Figure"/>
-    <w:basedOn w:val="a0"/>
+    <w:basedOn w:val="Normal"/>
     <w:rsid w:val="00E03F77"/>
   </w:style>
   <w:style w:type="paragraph" w:customStyle="1" w:styleId="CaptionedFigure">
@@ -2989,14 +3008,14 @@
       <w:jc w:val="center"/>
     </w:pPr>
   </w:style>
-  <w:style w:type="character" w:customStyle="1" w:styleId="ad">
-    <w:name w:val="図表番号 (文字)"/>
-    <w:basedOn w:val="a2"/>
-    <w:link w:val="ac"/>
+  <w:style w:type="character" w:customStyle="1" w:styleId="CaptionChar">
+    <w:name w:val="Caption Char"/>
+    <w:basedOn w:val="DefaultParagraphFont"/>
+    <w:link w:val="Caption"/>
   </w:style>
   <w:style w:type="character" w:customStyle="1" w:styleId="VerbatimChar">
     <w:name w:val="Verbatim Char"/>
-    <w:basedOn w:val="ad"/>
+    <w:basedOn w:val="CaptionChar"/>
     <w:rPr>
       <w:rFonts w:ascii="Consolas" w:hAnsi="Consolas"/>
       <w:sz w:val="22"/>
@@ -3004,18 +3023,18 @@
   </w:style>
   <w:style w:type="character" w:customStyle="1" w:styleId="SectionNumber">
     <w:name w:val="Section Number"/>
-    <w:basedOn w:val="ad"/>
-  </w:style>
-  <w:style w:type="character" w:styleId="ae">
+    <w:basedOn w:val="CaptionChar"/>
+  </w:style>
+  <w:style w:type="character" w:styleId="FootnoteReference">
     <w:name w:val="footnote reference"/>
-    <w:basedOn w:val="ad"/>
+    <w:basedOn w:val="CaptionChar"/>
     <w:rPr>
       <w:vertAlign w:val="superscript"/>
     </w:rPr>
   </w:style>
-  <w:style w:type="character" w:styleId="af">
+  <w:style w:type="character" w:styleId="Hyperlink">
     <w:name w:val="Hyperlink"/>
-    <w:basedOn w:val="a5"/>
+    <w:basedOn w:val="BodyTextChar"/>
     <w:rsid w:val="00495F6C"/>
     <w:rPr>
       <w:rFonts w:asciiTheme="minorHAnsi" w:eastAsiaTheme="minorEastAsia" w:hAnsiTheme="minorHAnsi" w:cstheme="minorHAnsi"/>
@@ -3023,10 +3042,10 @@
       <w:szCs w:val="21"/>
     </w:rPr>
   </w:style>
-  <w:style w:type="paragraph" w:styleId="af0">
+  <w:style w:type="paragraph" w:styleId="TOCHeading">
     <w:name w:val="TOC Heading"/>
-    <w:basedOn w:val="10"/>
-    <w:next w:val="a1"/>
+    <w:basedOn w:val="Heading1"/>
+    <w:next w:val="BodyText"/>
     <w:uiPriority w:val="39"/>
     <w:unhideWhenUsed/>
     <w:qFormat/>
@@ -3042,9 +3061,9 @@
       <w:color w:val="FF0000"/>
     </w:rPr>
   </w:style>
-  <w:style w:type="character" w:styleId="af1">
+  <w:style w:type="character" w:styleId="FollowedHyperlink">
     <w:name w:val="FollowedHyperlink"/>
-    <w:basedOn w:val="a2"/>
+    <w:basedOn w:val="DefaultParagraphFont"/>
     <w:semiHidden/>
     <w:unhideWhenUsed/>
     <w:rsid w:val="0040625F"/>
@@ -3053,18 +3072,18 @@
       <w:u w:val="single"/>
     </w:rPr>
   </w:style>
-  <w:style w:type="character" w:customStyle="1" w:styleId="a5">
-    <w:name w:val="本文 (文字)"/>
-    <w:basedOn w:val="a2"/>
-    <w:link w:val="a1"/>
+  <w:style w:type="character" w:customStyle="1" w:styleId="BodyTextChar">
+    <w:name w:val="Body Text Char"/>
+    <w:basedOn w:val="DefaultParagraphFont"/>
+    <w:link w:val="BodyText"/>
     <w:rsid w:val="00F4517A"/>
     <w:rPr>
       <w:sz w:val="21"/>
     </w:rPr>
   </w:style>
-  <w:style w:type="paragraph" w:styleId="a">
+  <w:style w:type="paragraph" w:styleId="ListBullet">
     <w:name w:val="List Bullet"/>
-    <w:basedOn w:val="a0"/>
+    <w:basedOn w:val="Normal"/>
     <w:unhideWhenUsed/>
     <w:rsid w:val="00443B24"/>
     <w:pPr>
@@ -3074,15 +3093,15 @@
       <w:contextualSpacing/>
     </w:pPr>
   </w:style>
-  <w:style w:type="table" w:styleId="af2">
+  <w:style w:type="table" w:styleId="TableGrid">
     <w:name w:val="Table Grid"/>
-    <w:basedOn w:val="a3"/>
+    <w:basedOn w:val="TableNormal"/>
     <w:rsid w:val="007A54F3"/>
     <w:pPr>
       <w:spacing w:after="0"/>
     </w:pPr>
     <w:rPr>
-      <w:rFonts w:ascii="Century" w:eastAsia="ＭＳ 明朝" w:hAnsi="Century" w:cs="Times New Roman"/>
+      <w:rFonts w:ascii="Century" w:eastAsia="MS Mincho" w:hAnsi="Century" w:cs="Times New Roman"/>
       <w:sz w:val="20"/>
       <w:szCs w:val="20"/>
     </w:rPr>
@@ -3097,9 +3116,9 @@
       </w:tblBorders>
     </w:tblPr>
   </w:style>
-  <w:style w:type="table" w:styleId="af3">
+  <w:style w:type="table" w:styleId="TableGridLight">
     <w:name w:val="Grid Table Light"/>
-    <w:basedOn w:val="a3"/>
+    <w:basedOn w:val="TableNormal"/>
     <w:rsid w:val="007A54F3"/>
     <w:pPr>
       <w:spacing w:after="0"/>
@@ -3145,10 +3164,10 @@
       </w:numPr>
     </w:pPr>
   </w:style>
-  <w:style w:type="paragraph" w:styleId="af4">
+  <w:style w:type="paragraph" w:styleId="Header">
     <w:name w:val="header"/>
-    <w:basedOn w:val="a0"/>
-    <w:link w:val="af5"/>
+    <w:basedOn w:val="Normal"/>
+    <w:link w:val="HeaderChar"/>
     <w:unhideWhenUsed/>
     <w:rsid w:val="004D5DAD"/>
     <w:pPr>
@@ -3159,10 +3178,10 @@
       <w:snapToGrid w:val="0"/>
     </w:pPr>
   </w:style>
-  <w:style w:type="character" w:customStyle="1" w:styleId="af5">
-    <w:name w:val="ヘッダー (文字)"/>
-    <w:basedOn w:val="a2"/>
-    <w:link w:val="af4"/>
+  <w:style w:type="character" w:customStyle="1" w:styleId="HeaderChar">
+    <w:name w:val="Header Char"/>
+    <w:basedOn w:val="DefaultParagraphFont"/>
+    <w:link w:val="Header"/>
     <w:rsid w:val="004D5DAD"/>
     <w:rPr>
       <w:rFonts w:cs="Times New Roman (本文のフォント - コンプレ"/>
@@ -3170,10 +3189,10 @@
       <w:sz w:val="21"/>
     </w:rPr>
   </w:style>
-  <w:style w:type="paragraph" w:styleId="af6">
+  <w:style w:type="paragraph" w:styleId="Footer">
     <w:name w:val="footer"/>
-    <w:basedOn w:val="a0"/>
-    <w:link w:val="af7"/>
+    <w:basedOn w:val="Normal"/>
+    <w:link w:val="FooterChar"/>
     <w:unhideWhenUsed/>
     <w:rsid w:val="004D5DAD"/>
     <w:pPr>
@@ -3184,10 +3203,10 @@
       <w:snapToGrid w:val="0"/>
     </w:pPr>
   </w:style>
-  <w:style w:type="character" w:customStyle="1" w:styleId="af7">
-    <w:name w:val="フッター (文字)"/>
-    <w:basedOn w:val="a2"/>
-    <w:link w:val="af6"/>
+  <w:style w:type="character" w:customStyle="1" w:styleId="FooterChar">
+    <w:name w:val="Footer Char"/>
+    <w:basedOn w:val="DefaultParagraphFont"/>
+    <w:link w:val="Footer"/>
     <w:rsid w:val="004D5DAD"/>
     <w:rPr>
       <w:rFonts w:cs="Times New Roman (本文のフォント - コンプレ"/>
@@ -3195,22 +3214,22 @@
       <w:sz w:val="21"/>
     </w:rPr>
   </w:style>
-  <w:style w:type="character" w:styleId="af8">
+  <w:style w:type="character" w:styleId="PageNumber">
     <w:name w:val="page number"/>
-    <w:basedOn w:val="a2"/>
+    <w:basedOn w:val="DefaultParagraphFont"/>
     <w:semiHidden/>
     <w:unhideWhenUsed/>
     <w:rsid w:val="004D5DAD"/>
   </w:style>
-  <w:style w:type="paragraph" w:customStyle="1" w:styleId="Title">
-    <w:name w:val="Title"/>
-    <w:basedOn w:val="a6"/>
+  <w:style w:type="paragraph" w:customStyle="1" w:styleId="Title1">
+    <w:name w:val="Title1"/>
+    <w:basedOn w:val="Title"/>
     <w:qFormat/>
     <w:rsid w:val="007555C3"/>
   </w:style>
-  <w:style w:type="paragraph" w:customStyle="1" w:styleId="Subtitle">
-    <w:name w:val="Subtitle"/>
-    <w:basedOn w:val="a7"/>
+  <w:style w:type="paragraph" w:customStyle="1" w:styleId="Subtitle1">
+    <w:name w:val="Subtitle1"/>
+    <w:basedOn w:val="Subtitle"/>
     <w:qFormat/>
     <w:rsid w:val="008B2E1D"/>
   </w:style>
